--- a/Casos de Uso/CU-06-Bandeja_Supervisores.docx
+++ b/Casos de Uso/CU-06-Bandeja_Supervisores.docx
@@ -47,7 +47,7 @@
           <w:szCs w:val="36"/>
           <w:lang w:val="es-ES"/>
         </w:rPr>
-        <w:t xml:space="preserve">CU-06-Bandeja Supervisores</w:t>
+        <w:t>CU-06-Bandeja Supervisores</w:t>
       </w:r>
     </w:p>
     <w:p>
@@ -354,7 +354,7 @@
                 <w:noProof/>
                 <w:lang w:val="es-GT"/>
               </w:rPr>
-              <w:t xml:space="preserve">grupo 1 Análisis de Sistemas 2</w:t>
+              <w:t>grupo 1 Análisis de Sistemas 2</w:t>
             </w:r>
           </w:p>
         </w:tc>
@@ -379,7 +379,7 @@
                 <w:noProof/>
                 <w:lang w:val="es-GT"/>
               </w:rPr>
-              <w:t xml:space="preserve">06/10/2026</w:t>
+              <w:t>06/10/2026</w:t>
             </w:r>
           </w:p>
         </w:tc>
@@ -404,7 +404,7 @@
                 <w:noProof/>
                 <w:lang w:val="es-GT"/>
               </w:rPr>
-              <w:t xml:space="preserve">Creación del documento</w:t>
+              <w:t>Creación del documento</w:t>
             </w:r>
           </w:p>
         </w:tc>
@@ -430,7 +430,7 @@
                 <w:noProof/>
                 <w:lang w:val="es-GT"/>
               </w:rPr>
-              <w:t xml:space="preserve">1.0</w:t>
+              <w:t>1.0</w:t>
             </w:r>
           </w:p>
         </w:tc>
@@ -921,7 +921,7 @@
           <w:szCs w:val="20"/>
           <w:lang w:val="es-ES_tradnl"/>
         </w:rPr>
-        <w:t xml:space="preserve">Permitir que el Supervisor revise el reporte de atención elaborado por el Técnico y decida si lo aprueba para que continúe con la firma de la Jefatura o lo devuelve al Técnico, y que apruebe o no los rechazos registrados por el Auxiliar.</w:t>
+        <w:t>Permitir que el Supervisor revise el reporte de atención elaborado por el Técnico y decida si lo aprueba para que continúe con la firma de la Jefatura o lo devuelve al Técnico, y que apruebe o no los rechazos registrados por el Auxiliar.</w:t>
       </w:r>
     </w:p>
     <w:p>
@@ -994,7 +994,7 @@
           <w:szCs w:val="20"/>
           <w:lang w:val="es-ES_tradnl"/>
         </w:rPr>
-        <w:t xml:space="preserve">Sistema web</w:t>
+        <w:t>Sistema web</w:t>
       </w:r>
     </w:p>
     <w:p>
@@ -1015,7 +1015,7 @@
           <w:szCs w:val="20"/>
           <w:lang w:val="es-ES_tradnl"/>
         </w:rPr>
-        <w:t xml:space="preserve">Usuario empleado municipal con rol de Supervisor</w:t>
+        <w:t>Usuario empleado municipal con rol de Supervisor</w:t>
       </w:r>
     </w:p>
     <w:p>
@@ -1058,7 +1058,7 @@
           <w:szCs w:val="20"/>
           <w:lang w:val="es-ES_tradnl"/>
         </w:rPr>
-        <w:t xml:space="preserve">Que el sistema web se encuentre disponible.</w:t>
+        <w:t>Que el sistema web se encuentre disponible.</w:t>
       </w:r>
     </w:p>
     <w:p>
@@ -1079,7 +1079,7 @@
           <w:szCs w:val="20"/>
           <w:lang w:val="es-ES_tradnl"/>
         </w:rPr>
-        <w:t xml:space="preserve">Que existan casos en estado En Supervisión o Pendiente de Aprobación de Rechazo en el departamento del Supervisor.</w:t>
+        <w:t>Que existan casos en estado En Supervisión o Pendiente de Aprobación de Rechazo en el departamento del Supervisor.</w:t>
       </w:r>
     </w:p>
     <w:p>
@@ -1140,7 +1140,7 @@
           <w:szCs w:val="20"/>
           <w:lang w:val="es-ES_tradnl"/>
         </w:rPr>
-        <w:t xml:space="preserve">Ver CU01</w:t>
+        <w:t>Ver CU01</w:t>
       </w:r>
     </w:p>
     <w:p>
@@ -1161,7 +1161,7 @@
           <w:szCs w:val="20"/>
           <w:lang w:val="es-ES_tradnl"/>
         </w:rPr>
-        <w:t xml:space="preserve">El sistema muestra la bandeja principal con los siguientes menús.</w:t>
+        <w:t>El sistema muestra la bandeja principal con los siguientes menús.</w:t>
       </w:r>
     </w:p>
     <w:p>
@@ -1182,7 +1182,7 @@
           <w:szCs w:val="20"/>
           <w:lang w:val="es-ES_tradnl"/>
         </w:rPr>
-        <w:t xml:space="preserve">Casos en Supervisión</w:t>
+        <w:t>Casos en Supervisión</w:t>
       </w:r>
     </w:p>
     <w:p>
@@ -1213,7 +1213,17 @@
           <w:szCs w:val="20"/>
           <w:lang w:val="es-ES_tradnl"/>
         </w:rPr>
-        <w:t xml:space="preserve">Ver CU12</w:t>
+        <w:t>Ver CU1</w:t>
+      </w:r>
+      <w:r>
+        <w:rPr>
+          <w:b/>
+          <w:bCs/>
+          <w:sz w:val="20"/>
+          <w:szCs w:val="20"/>
+          <w:lang w:val="es-ES_tradnl"/>
+        </w:rPr>
+        <w:t>1</w:t>
       </w:r>
     </w:p>
     <w:p>
@@ -1244,7 +1254,7 @@
           <w:szCs w:val="20"/>
           <w:lang w:val="es-ES_tradnl"/>
         </w:rPr>
-        <w:t xml:space="preserve">FA11</w:t>
+        <w:t>FA11</w:t>
       </w:r>
     </w:p>
     <w:p>
@@ -1275,7 +1285,7 @@
           <w:szCs w:val="20"/>
           <w:lang w:val="es-ES_tradnl"/>
         </w:rPr>
-        <w:t xml:space="preserve">Ver CU14</w:t>
+        <w:t>Ver CU1</w:t>
       </w:r>
     </w:p>
     <w:p>
@@ -1306,7 +1316,7 @@
           <w:szCs w:val="20"/>
           <w:lang w:val="es-ES_tradnl"/>
         </w:rPr>
-        <w:t xml:space="preserve">FA01</w:t>
+        <w:t>FA01</w:t>
       </w:r>
     </w:p>
     <w:p>
@@ -1327,7 +1337,7 @@
           <w:szCs w:val="20"/>
           <w:lang w:val="es-ES_tradnl"/>
         </w:rPr>
-        <w:t xml:space="preserve">El usuario selecciona el menú “Casos en Supervisión”.</w:t>
+        <w:t>El usuario selecciona el menú “Casos en Supervisión”.</w:t>
       </w:r>
     </w:p>
     <w:p>
@@ -1358,7 +1368,7 @@
           <w:szCs w:val="20"/>
           <w:lang w:val="es-ES_tradnl"/>
         </w:rPr>
-        <w:t xml:space="preserve">RN21, FA02</w:t>
+        <w:t>RN21, FA02</w:t>
       </w:r>
     </w:p>
     <w:p>
@@ -1379,7 +1389,7 @@
           <w:szCs w:val="20"/>
           <w:lang w:val="es-ES_tradnl"/>
         </w:rPr>
-        <w:t xml:space="preserve">El sistema muestra los siguientes botones.</w:t>
+        <w:t>El sistema muestra los siguientes botones.</w:t>
       </w:r>
     </w:p>
     <w:p>
@@ -1410,7 +1420,7 @@
           <w:szCs w:val="20"/>
           <w:lang w:val="es-ES_tradnl"/>
         </w:rPr>
-        <w:t xml:space="preserve">FA03</w:t>
+        <w:t>FA03</w:t>
       </w:r>
     </w:p>
     <w:p>
@@ -1441,7 +1451,7 @@
           <w:szCs w:val="20"/>
           <w:lang w:val="es-ES_tradnl"/>
         </w:rPr>
-        <w:t xml:space="preserve">FA04</w:t>
+        <w:t>FA04</w:t>
       </w:r>
     </w:p>
     <w:p>
@@ -1462,7 +1472,7 @@
           <w:szCs w:val="20"/>
           <w:lang w:val="es-ES_tradnl"/>
         </w:rPr>
-        <w:t xml:space="preserve">El usuario selecciona el caso con el botón “Ver detalle”.</w:t>
+        <w:t>El usuario selecciona el caso con el botón “Ver detalle”.</w:t>
       </w:r>
     </w:p>
     <w:p>
@@ -1493,7 +1503,7 @@
           <w:szCs w:val="20"/>
           <w:lang w:val="es-ES_tradnl"/>
         </w:rPr>
-        <w:t xml:space="preserve">RN22</w:t>
+        <w:t>RN22</w:t>
       </w:r>
     </w:p>
     <w:p>
@@ -1514,7 +1524,7 @@
           <w:szCs w:val="20"/>
           <w:lang w:val="es-ES_tradnl"/>
         </w:rPr>
-        <w:t xml:space="preserve">El sistema muestra los siguientes botones.</w:t>
+        <w:t>El sistema muestra los siguientes botones.</w:t>
       </w:r>
     </w:p>
     <w:p>
@@ -1535,7 +1545,7 @@
           <w:szCs w:val="20"/>
           <w:lang w:val="es-ES_tradnl"/>
         </w:rPr>
-        <w:t xml:space="preserve">Aprobar</w:t>
+        <w:t>Aprobar</w:t>
       </w:r>
     </w:p>
     <w:p>
@@ -1566,7 +1576,7 @@
           <w:szCs w:val="20"/>
           <w:lang w:val="es-ES_tradnl"/>
         </w:rPr>
-        <w:t xml:space="preserve">FA05</w:t>
+        <w:t>FA05</w:t>
       </w:r>
     </w:p>
     <w:p>
@@ -1587,7 +1597,39 @@
           <w:szCs w:val="20"/>
           <w:lang w:val="es-ES_tradnl"/>
         </w:rPr>
-        <w:t xml:space="preserve">Aprobar Rechazo </w:t>
+        <w:t>Aprobar Rechazo</w:t>
+      </w:r>
+      <w:r>
+        <w:rPr>
+          <w:sz w:val="20"/>
+          <w:szCs w:val="20"/>
+          <w:lang w:val="es-ES_tradnl"/>
+        </w:rPr>
+        <w:t xml:space="preserve"> (solo </w:t>
+      </w:r>
+      <w:r>
+        <w:rPr>
+          <w:sz w:val="20"/>
+          <w:szCs w:val="20"/>
+          <w:lang w:val="es-ES_tradnl"/>
+        </w:rPr>
+        <w:t xml:space="preserve">estado </w:t>
+      </w:r>
+      <w:r>
+        <w:rPr>
+          <w:sz w:val="20"/>
+          <w:szCs w:val="20"/>
+          <w:lang w:val="es-ES_tradnl"/>
+        </w:rPr>
+        <w:t>para Pendiente de Aprobación de Rechazo)</w:t>
+      </w:r>
+      <w:r>
+        <w:rPr>
+          <w:sz w:val="20"/>
+          <w:szCs w:val="20"/>
+          <w:lang w:val="es-ES_tradnl"/>
+        </w:rPr>
+        <w:t xml:space="preserve"> </w:t>
       </w:r>
       <w:r>
         <w:rPr>
@@ -1597,7 +1639,7 @@
           <w:szCs w:val="20"/>
           <w:lang w:val="es-ES_tradnl"/>
         </w:rPr>
-        <w:t xml:space="preserve">FA06</w:t>
+        <w:t>FA06</w:t>
       </w:r>
     </w:p>
     <w:p>
@@ -1618,7 +1660,23 @@
           <w:szCs w:val="20"/>
           <w:lang w:val="es-ES_tradnl"/>
         </w:rPr>
-        <w:t xml:space="preserve">Regresar a Revisión </w:t>
+        <w:t>Regresar a Revisión</w:t>
+      </w:r>
+      <w:r>
+        <w:rPr>
+          <w:sz w:val="20"/>
+          <w:szCs w:val="20"/>
+          <w:lang w:val="es-ES_tradnl"/>
+        </w:rPr>
+        <w:t xml:space="preserve"> (solo estado para Pendiente de Aprobación de Rechazo)</w:t>
+      </w:r>
+      <w:r>
+        <w:rPr>
+          <w:sz w:val="20"/>
+          <w:szCs w:val="20"/>
+          <w:lang w:val="es-ES_tradnl"/>
+        </w:rPr>
+        <w:t xml:space="preserve"> </w:t>
       </w:r>
       <w:r>
         <w:rPr>
@@ -1628,7 +1686,7 @@
           <w:szCs w:val="20"/>
           <w:lang w:val="es-ES_tradnl"/>
         </w:rPr>
-        <w:t xml:space="preserve">FA07</w:t>
+        <w:t>FA07</w:t>
       </w:r>
     </w:p>
     <w:p>
@@ -1659,7 +1717,7 @@
           <w:szCs w:val="20"/>
           <w:lang w:val="es-ES_tradnl"/>
         </w:rPr>
-        <w:t xml:space="preserve">FA08</w:t>
+        <w:t>FA08</w:t>
       </w:r>
     </w:p>
     <w:p>
@@ -1680,7 +1738,7 @@
           <w:szCs w:val="20"/>
           <w:lang w:val="es-ES_tradnl"/>
         </w:rPr>
-        <w:t xml:space="preserve">El usuario selecciona el botón “Aprobar”.</w:t>
+        <w:t>El usuario selecciona el botón “Aprobar”.</w:t>
       </w:r>
     </w:p>
     <w:p>
@@ -1711,7 +1769,7 @@
           <w:szCs w:val="20"/>
           <w:lang w:val="es-ES_tradnl"/>
         </w:rPr>
-        <w:t xml:space="preserve">AN04 # 3</w:t>
+        <w:t>AN04 # 3</w:t>
       </w:r>
     </w:p>
     <w:p>
@@ -1742,7 +1800,7 @@
           <w:szCs w:val="20"/>
           <w:lang w:val="es-ES_tradnl"/>
         </w:rPr>
-        <w:t xml:space="preserve">RN04</w:t>
+        <w:t>RN04</w:t>
       </w:r>
     </w:p>
     <w:p>
@@ -1773,28 +1831,7 @@
           <w:szCs w:val="20"/>
           <w:lang w:val="es-ES_tradnl"/>
         </w:rPr>
-        <w:t xml:space="preserve">Ver CU15</w:t>
-      </w:r>
-    </w:p>
-    <w:p>
-      <w:pPr>
-        <w:numPr>
-          <w:ilvl w:val="0"/>
-          <w:numId w:val="19"/>
-        </w:numPr>
-        <w:rPr>
-          <w:sz w:val="20"/>
-          <w:szCs w:val="20"/>
-          <w:lang w:val="es-ES_tradnl"/>
-        </w:rPr>
-      </w:pPr>
-      <w:r>
-        <w:rPr>
-          <w:sz w:val="20"/>
-          <w:szCs w:val="20"/>
-          <w:lang w:val="es-ES_tradnl"/>
-        </w:rPr>
-        <w:t xml:space="preserve">El sistema muestra el mensaje de éxito. </w:t>
+        <w:t xml:space="preserve">Ver </w:t>
       </w:r>
       <w:r>
         <w:rPr>
@@ -1804,7 +1841,7 @@
           <w:szCs w:val="20"/>
           <w:lang w:val="es-ES_tradnl"/>
         </w:rPr>
-        <w:t xml:space="preserve">AN01 # 4</w:t>
+        <w:t>CU13</w:t>
       </w:r>
     </w:p>
     <w:p>
@@ -1825,7 +1862,17 @@
           <w:szCs w:val="20"/>
           <w:lang w:val="es-ES_tradnl"/>
         </w:rPr>
-        <w:t xml:space="preserve">El sistema retorna al paso 4 del flujo básico.</w:t>
+        <w:t xml:space="preserve">El sistema muestra el mensaje de éxito. </w:t>
+      </w:r>
+      <w:r>
+        <w:rPr>
+          <w:b/>
+          <w:bCs/>
+          <w:sz w:val="20"/>
+          <w:szCs w:val="20"/>
+          <w:lang w:val="es-ES_tradnl"/>
+        </w:rPr>
+        <w:t>AN01 # 4</w:t>
       </w:r>
     </w:p>
     <w:p>
@@ -1846,7 +1893,28 @@
           <w:szCs w:val="20"/>
           <w:lang w:val="es-ES_tradnl"/>
         </w:rPr>
-        <w:t xml:space="preserve">Fin del caso de uso.</w:t>
+        <w:t>El sistema retorna al paso 4 del flujo básico.</w:t>
+      </w:r>
+    </w:p>
+    <w:p>
+      <w:pPr>
+        <w:numPr>
+          <w:ilvl w:val="0"/>
+          <w:numId w:val="19"/>
+        </w:numPr>
+        <w:rPr>
+          <w:sz w:val="20"/>
+          <w:szCs w:val="20"/>
+          <w:lang w:val="es-ES_tradnl"/>
+        </w:rPr>
+      </w:pPr>
+      <w:r>
+        <w:rPr>
+          <w:sz w:val="20"/>
+          <w:szCs w:val="20"/>
+          <w:lang w:val="es-ES_tradnl"/>
+        </w:rPr>
+        <w:t>Fin del caso de uso.</w:t>
       </w:r>
     </w:p>
     <w:p>
@@ -1889,7 +1957,7 @@
           <w:szCs w:val="20"/>
           <w:lang w:val="es-ES_tradnl"/>
         </w:rPr>
-        <w:t xml:space="preserve">FA01 Cerrar sesión</w:t>
+        <w:t>FA01 Cerrar sesión</w:t>
       </w:r>
     </w:p>
     <w:p>
@@ -1910,7 +1978,7 @@
           <w:szCs w:val="20"/>
           <w:lang w:val="es-ES_tradnl"/>
         </w:rPr>
-        <w:t xml:space="preserve">El usuario selecciona el botón “Cerrar sesión”</w:t>
+        <w:t>El usuario selecciona el botón “Cerrar sesión”</w:t>
       </w:r>
     </w:p>
     <w:p>
@@ -1941,62 +2009,9 @@
           <w:szCs w:val="20"/>
           <w:lang w:val="es-ES_tradnl"/>
         </w:rPr>
-        <w:t xml:space="preserve">Ver CU15</w:t>
-      </w:r>
-    </w:p>
-    <w:p>
-      <w:pPr>
-        <w:numPr>
-          <w:ilvl w:val="0"/>
-          <w:numId w:val="20"/>
-        </w:numPr>
-        <w:rPr>
-          <w:sz w:val="20"/>
-          <w:szCs w:val="20"/>
-          <w:lang w:val="es-ES_tradnl"/>
-        </w:rPr>
-      </w:pPr>
-      <w:r>
-        <w:rPr>
-          <w:sz w:val="20"/>
-          <w:szCs w:val="20"/>
-          <w:lang w:val="es-ES_tradnl"/>
-        </w:rPr>
-        <w:t xml:space="preserve">El sistema retorna al portal web.</w:t>
-      </w:r>
-    </w:p>
-    <w:p>
-      <w:pPr>
-        <w:numPr>
-          <w:ilvl w:val="0"/>
-          <w:numId w:val="20"/>
-        </w:numPr>
-        <w:rPr>
-          <w:sz w:val="20"/>
-          <w:szCs w:val="20"/>
-          <w:lang w:val="es-ES_tradnl"/>
-        </w:rPr>
-      </w:pPr>
-      <w:r>
-        <w:rPr>
-          <w:sz w:val="20"/>
-          <w:szCs w:val="20"/>
-          <w:lang w:val="es-ES_tradnl"/>
-        </w:rPr>
-        <w:t xml:space="preserve">Fin de flujo alterno.</w:t>
-      </w:r>
-    </w:p>
-    <w:p>
-      <w:pPr>
-        <w:rPr>
-          <w:sz w:val="20"/>
-          <w:szCs w:val="20"/>
-          <w:lang w:val="es-ES_tradnl"/>
-        </w:rPr>
-      </w:pPr>
-    </w:p>
-    <w:p>
-      <w:pPr>
+        <w:t xml:space="preserve">Ver </w:t>
+      </w:r>
+      <w:r>
         <w:rPr>
           <w:b/>
           <w:bCs/>
@@ -2004,8 +2019,62 @@
           <w:szCs w:val="20"/>
           <w:lang w:val="es-ES_tradnl"/>
         </w:rPr>
-      </w:pPr>
-      <w:r>
+        <w:t>CU13</w:t>
+      </w:r>
+    </w:p>
+    <w:p>
+      <w:pPr>
+        <w:numPr>
+          <w:ilvl w:val="0"/>
+          <w:numId w:val="20"/>
+        </w:numPr>
+        <w:rPr>
+          <w:sz w:val="20"/>
+          <w:szCs w:val="20"/>
+          <w:lang w:val="es-ES_tradnl"/>
+        </w:rPr>
+      </w:pPr>
+      <w:r>
+        <w:rPr>
+          <w:sz w:val="20"/>
+          <w:szCs w:val="20"/>
+          <w:lang w:val="es-ES_tradnl"/>
+        </w:rPr>
+        <w:t>El sistema retorna al portal web.</w:t>
+      </w:r>
+    </w:p>
+    <w:p>
+      <w:pPr>
+        <w:numPr>
+          <w:ilvl w:val="0"/>
+          <w:numId w:val="20"/>
+        </w:numPr>
+        <w:rPr>
+          <w:sz w:val="20"/>
+          <w:szCs w:val="20"/>
+          <w:lang w:val="es-ES_tradnl"/>
+        </w:rPr>
+      </w:pPr>
+      <w:r>
+        <w:rPr>
+          <w:sz w:val="20"/>
+          <w:szCs w:val="20"/>
+          <w:lang w:val="es-ES_tradnl"/>
+        </w:rPr>
+        <w:t>Fin de flujo alterno.</w:t>
+      </w:r>
+    </w:p>
+    <w:p>
+      <w:pPr>
+        <w:rPr>
+          <w:sz w:val="20"/>
+          <w:szCs w:val="20"/>
+          <w:lang w:val="es-ES_tradnl"/>
+        </w:rPr>
+      </w:pPr>
+    </w:p>
+    <w:p>
+      <w:pPr>
         <w:rPr>
           <w:b/>
           <w:bCs/>
@@ -2013,29 +2082,7 @@
           <w:szCs w:val="20"/>
           <w:lang w:val="es-ES_tradnl"/>
         </w:rPr>
-        <w:t xml:space="preserve">FA02 No existen casos pendientes</w:t>
-      </w:r>
-    </w:p>
-    <w:p>
-      <w:pPr>
-        <w:numPr>
-          <w:ilvl w:val="0"/>
-          <w:numId w:val="21"/>
-        </w:numPr>
-        <w:rPr>
-          <w:sz w:val="20"/>
-          <w:szCs w:val="20"/>
-          <w:lang w:val="es-ES_tradnl"/>
-        </w:rPr>
-      </w:pPr>
-      <w:r>
-        <w:rPr>
-          <w:sz w:val="20"/>
-          <w:szCs w:val="20"/>
-          <w:lang w:val="es-ES_tradnl"/>
-        </w:rPr>
-        <w:t xml:space="preserve">El sistema muestra el mensaje de error. </w:t>
-      </w:r>
+      </w:pPr>
       <w:r>
         <w:rPr>
           <w:b/>
@@ -2044,7 +2091,8 @@
           <w:szCs w:val="20"/>
           <w:lang w:val="es-ES_tradnl"/>
         </w:rPr>
-        <w:t xml:space="preserve">AN02 # 23</w:t>
+        <w:lastRenderedPageBreak/>
+        <w:t>FA02 No existen casos pendientes</w:t>
       </w:r>
     </w:p>
     <w:p>
@@ -2065,20 +2113,9 @@
           <w:szCs w:val="20"/>
           <w:lang w:val="es-ES_tradnl"/>
         </w:rPr>
-        <w:t xml:space="preserve">Fin de flujo alterno.</w:t>
-      </w:r>
-    </w:p>
-    <w:p>
-      <w:pPr>
-        <w:rPr>
-          <w:sz w:val="20"/>
-          <w:szCs w:val="20"/>
-          <w:lang w:val="es-ES_tradnl"/>
-        </w:rPr>
-      </w:pPr>
-    </w:p>
-    <w:p>
-      <w:pPr>
+        <w:t xml:space="preserve">El sistema muestra el mensaje de error. </w:t>
+      </w:r>
+      <w:r>
         <w:rPr>
           <w:b/>
           <w:bCs/>
@@ -2086,8 +2123,41 @@
           <w:szCs w:val="20"/>
           <w:lang w:val="es-ES_tradnl"/>
         </w:rPr>
-      </w:pPr>
-      <w:r>
+        <w:t>AN02 # 23</w:t>
+      </w:r>
+    </w:p>
+    <w:p>
+      <w:pPr>
+        <w:numPr>
+          <w:ilvl w:val="0"/>
+          <w:numId w:val="21"/>
+        </w:numPr>
+        <w:rPr>
+          <w:sz w:val="20"/>
+          <w:szCs w:val="20"/>
+          <w:lang w:val="es-ES_tradnl"/>
+        </w:rPr>
+      </w:pPr>
+      <w:r>
+        <w:rPr>
+          <w:sz w:val="20"/>
+          <w:szCs w:val="20"/>
+          <w:lang w:val="es-ES_tradnl"/>
+        </w:rPr>
+        <w:t>Fin de flujo alterno.</w:t>
+      </w:r>
+    </w:p>
+    <w:p>
+      <w:pPr>
+        <w:rPr>
+          <w:sz w:val="20"/>
+          <w:szCs w:val="20"/>
+          <w:lang w:val="es-ES_tradnl"/>
+        </w:rPr>
+      </w:pPr>
+    </w:p>
+    <w:p>
+      <w:pPr>
         <w:rPr>
           <w:b/>
           <w:bCs/>
@@ -2095,104 +2165,8 @@
           <w:szCs w:val="20"/>
           <w:lang w:val="es-ES_tradnl"/>
         </w:rPr>
-        <w:t xml:space="preserve">FA03 Búsqueda de caso</w:t>
-      </w:r>
-    </w:p>
-    <w:p>
-      <w:pPr>
-        <w:numPr>
-          <w:ilvl w:val="0"/>
-          <w:numId w:val="22"/>
-        </w:numPr>
-        <w:rPr>
-          <w:sz w:val="20"/>
-          <w:szCs w:val="20"/>
-          <w:lang w:val="es-ES_tradnl"/>
-        </w:rPr>
-      </w:pPr>
-      <w:r>
-        <w:rPr>
-          <w:sz w:val="20"/>
-          <w:szCs w:val="20"/>
-          <w:lang w:val="es-ES_tradnl"/>
-        </w:rPr>
-        <w:t xml:space="preserve">El usuario ingresa el código del caso.</w:t>
-      </w:r>
-    </w:p>
-    <w:p>
-      <w:pPr>
-        <w:numPr>
-          <w:ilvl w:val="0"/>
-          <w:numId w:val="22"/>
-        </w:numPr>
-        <w:rPr>
-          <w:sz w:val="20"/>
-          <w:szCs w:val="20"/>
-          <w:lang w:val="es-ES_tradnl"/>
-        </w:rPr>
-      </w:pPr>
-      <w:r>
-        <w:rPr>
-          <w:sz w:val="20"/>
-          <w:szCs w:val="20"/>
-          <w:lang w:val="es-ES_tradnl"/>
-        </w:rPr>
-        <w:t xml:space="preserve">El usuario selecciona el botón “Buscar”.</w:t>
-      </w:r>
-    </w:p>
-    <w:p>
-      <w:pPr>
-        <w:numPr>
-          <w:ilvl w:val="0"/>
-          <w:numId w:val="22"/>
-        </w:numPr>
-        <w:rPr>
-          <w:sz w:val="20"/>
-          <w:szCs w:val="20"/>
-          <w:lang w:val="es-ES_tradnl"/>
-        </w:rPr>
-      </w:pPr>
-      <w:r>
-        <w:rPr>
-          <w:sz w:val="20"/>
-          <w:szCs w:val="20"/>
-          <w:lang w:val="es-ES_tradnl"/>
-        </w:rPr>
-        <w:t xml:space="preserve">El sistema muestra el resultado, retornando al paso 4 del flujo básico.</w:t>
-      </w:r>
-    </w:p>
-    <w:p>
-      <w:pPr>
-        <w:numPr>
-          <w:ilvl w:val="0"/>
-          <w:numId w:val="22"/>
-        </w:numPr>
-        <w:rPr>
-          <w:sz w:val="20"/>
-          <w:szCs w:val="20"/>
-          <w:lang w:val="es-ES_tradnl"/>
-        </w:rPr>
-      </w:pPr>
-      <w:r>
-        <w:rPr>
-          <w:sz w:val="20"/>
-          <w:szCs w:val="20"/>
-          <w:lang w:val="es-ES_tradnl"/>
-        </w:rPr>
-        <w:t xml:space="preserve">Fin de flujo alterno.</w:t>
-      </w:r>
-    </w:p>
-    <w:p>
-      <w:pPr>
-        <w:rPr>
-          <w:sz w:val="20"/>
-          <w:szCs w:val="20"/>
-          <w:lang w:val="es-ES_tradnl"/>
-        </w:rPr>
-      </w:pPr>
-    </w:p>
-    <w:p>
-      <w:pPr>
+      </w:pPr>
+      <w:r>
         <w:rPr>
           <w:b/>
           <w:bCs/>
@@ -2200,8 +2174,104 @@
           <w:szCs w:val="20"/>
           <w:lang w:val="es-ES_tradnl"/>
         </w:rPr>
-      </w:pPr>
-      <w:r>
+        <w:t>FA03 Búsqueda de caso</w:t>
+      </w:r>
+    </w:p>
+    <w:p>
+      <w:pPr>
+        <w:numPr>
+          <w:ilvl w:val="0"/>
+          <w:numId w:val="22"/>
+        </w:numPr>
+        <w:rPr>
+          <w:sz w:val="20"/>
+          <w:szCs w:val="20"/>
+          <w:lang w:val="es-ES_tradnl"/>
+        </w:rPr>
+      </w:pPr>
+      <w:r>
+        <w:rPr>
+          <w:sz w:val="20"/>
+          <w:szCs w:val="20"/>
+          <w:lang w:val="es-ES_tradnl"/>
+        </w:rPr>
+        <w:t>El usuario ingresa el código del caso.</w:t>
+      </w:r>
+    </w:p>
+    <w:p>
+      <w:pPr>
+        <w:numPr>
+          <w:ilvl w:val="0"/>
+          <w:numId w:val="22"/>
+        </w:numPr>
+        <w:rPr>
+          <w:sz w:val="20"/>
+          <w:szCs w:val="20"/>
+          <w:lang w:val="es-ES_tradnl"/>
+        </w:rPr>
+      </w:pPr>
+      <w:r>
+        <w:rPr>
+          <w:sz w:val="20"/>
+          <w:szCs w:val="20"/>
+          <w:lang w:val="es-ES_tradnl"/>
+        </w:rPr>
+        <w:t>El usuario selecciona el botón “Buscar”.</w:t>
+      </w:r>
+    </w:p>
+    <w:p>
+      <w:pPr>
+        <w:numPr>
+          <w:ilvl w:val="0"/>
+          <w:numId w:val="22"/>
+        </w:numPr>
+        <w:rPr>
+          <w:sz w:val="20"/>
+          <w:szCs w:val="20"/>
+          <w:lang w:val="es-ES_tradnl"/>
+        </w:rPr>
+      </w:pPr>
+      <w:r>
+        <w:rPr>
+          <w:sz w:val="20"/>
+          <w:szCs w:val="20"/>
+          <w:lang w:val="es-ES_tradnl"/>
+        </w:rPr>
+        <w:t>El sistema muestra el resultado, retornando al paso 4 del flujo básico.</w:t>
+      </w:r>
+    </w:p>
+    <w:p>
+      <w:pPr>
+        <w:numPr>
+          <w:ilvl w:val="0"/>
+          <w:numId w:val="22"/>
+        </w:numPr>
+        <w:rPr>
+          <w:sz w:val="20"/>
+          <w:szCs w:val="20"/>
+          <w:lang w:val="es-ES_tradnl"/>
+        </w:rPr>
+      </w:pPr>
+      <w:r>
+        <w:rPr>
+          <w:sz w:val="20"/>
+          <w:szCs w:val="20"/>
+          <w:lang w:val="es-ES_tradnl"/>
+        </w:rPr>
+        <w:t>Fin de flujo alterno.</w:t>
+      </w:r>
+    </w:p>
+    <w:p>
+      <w:pPr>
+        <w:rPr>
+          <w:sz w:val="20"/>
+          <w:szCs w:val="20"/>
+          <w:lang w:val="es-ES_tradnl"/>
+        </w:rPr>
+      </w:pPr>
+    </w:p>
+    <w:p>
+      <w:pPr>
         <w:rPr>
           <w:b/>
           <w:bCs/>
@@ -2209,83 +2279,8 @@
           <w:szCs w:val="20"/>
           <w:lang w:val="es-ES_tradnl"/>
         </w:rPr>
-        <w:t xml:space="preserve">FA04 Filtro de casos</w:t>
-      </w:r>
-    </w:p>
-    <w:p>
-      <w:pPr>
-        <w:numPr>
-          <w:ilvl w:val="0"/>
-          <w:numId w:val="25"/>
-        </w:numPr>
-        <w:rPr>
-          <w:sz w:val="20"/>
-          <w:szCs w:val="20"/>
-          <w:lang w:val="es-ES_tradnl"/>
-        </w:rPr>
-      </w:pPr>
-      <w:r>
-        <w:rPr>
-          <w:sz w:val="20"/>
-          <w:szCs w:val="20"/>
-          <w:lang w:val="es-ES_tradnl"/>
-        </w:rPr>
-        <w:t xml:space="preserve">El usuario selecciona el tipo de filtro: fecha, tipo, categoría.</w:t>
-      </w:r>
-    </w:p>
-    <w:p>
-      <w:pPr>
-        <w:numPr>
-          <w:ilvl w:val="0"/>
-          <w:numId w:val="25"/>
-        </w:numPr>
-        <w:rPr>
-          <w:sz w:val="20"/>
-          <w:szCs w:val="20"/>
-          <w:lang w:val="es-ES_tradnl"/>
-        </w:rPr>
-      </w:pPr>
-      <w:r>
-        <w:rPr>
-          <w:sz w:val="20"/>
-          <w:szCs w:val="20"/>
-          <w:lang w:val="es-ES_tradnl"/>
-        </w:rPr>
-        <w:t xml:space="preserve">El sistema muestra el resultado, retornando al paso 4 del flujo básico.</w:t>
-      </w:r>
-    </w:p>
-    <w:p>
-      <w:pPr>
-        <w:numPr>
-          <w:ilvl w:val="0"/>
-          <w:numId w:val="25"/>
-        </w:numPr>
-        <w:rPr>
-          <w:sz w:val="20"/>
-          <w:szCs w:val="20"/>
-          <w:lang w:val="es-ES_tradnl"/>
-        </w:rPr>
-      </w:pPr>
-      <w:r>
-        <w:rPr>
-          <w:sz w:val="20"/>
-          <w:szCs w:val="20"/>
-          <w:lang w:val="es-ES_tradnl"/>
-        </w:rPr>
-        <w:t xml:space="preserve">Fin de flujo alterno.</w:t>
-      </w:r>
-    </w:p>
-    <w:p>
-      <w:pPr>
-        <w:rPr>
-          <w:sz w:val="20"/>
-          <w:szCs w:val="20"/>
-          <w:lang w:val="es-ES_tradnl"/>
-        </w:rPr>
-      </w:pPr>
-    </w:p>
-    <w:p>
-      <w:pPr>
+      </w:pPr>
+      <w:r>
         <w:rPr>
           <w:b/>
           <w:bCs/>
@@ -2293,8 +2288,83 @@
           <w:szCs w:val="20"/>
           <w:lang w:val="es-ES_tradnl"/>
         </w:rPr>
-      </w:pPr>
-      <w:r>
+        <w:t>FA04 Filtro de casos</w:t>
+      </w:r>
+    </w:p>
+    <w:p>
+      <w:pPr>
+        <w:numPr>
+          <w:ilvl w:val="0"/>
+          <w:numId w:val="25"/>
+        </w:numPr>
+        <w:rPr>
+          <w:sz w:val="20"/>
+          <w:szCs w:val="20"/>
+          <w:lang w:val="es-ES_tradnl"/>
+        </w:rPr>
+      </w:pPr>
+      <w:r>
+        <w:rPr>
+          <w:sz w:val="20"/>
+          <w:szCs w:val="20"/>
+          <w:lang w:val="es-ES_tradnl"/>
+        </w:rPr>
+        <w:t>El usuario selecciona el tipo de filtro: fecha, tipo, categoría.</w:t>
+      </w:r>
+    </w:p>
+    <w:p>
+      <w:pPr>
+        <w:numPr>
+          <w:ilvl w:val="0"/>
+          <w:numId w:val="25"/>
+        </w:numPr>
+        <w:rPr>
+          <w:sz w:val="20"/>
+          <w:szCs w:val="20"/>
+          <w:lang w:val="es-ES_tradnl"/>
+        </w:rPr>
+      </w:pPr>
+      <w:r>
+        <w:rPr>
+          <w:sz w:val="20"/>
+          <w:szCs w:val="20"/>
+          <w:lang w:val="es-ES_tradnl"/>
+        </w:rPr>
+        <w:t>El sistema muestra el resultado, retornando al paso 4 del flujo básico.</w:t>
+      </w:r>
+    </w:p>
+    <w:p>
+      <w:pPr>
+        <w:numPr>
+          <w:ilvl w:val="0"/>
+          <w:numId w:val="25"/>
+        </w:numPr>
+        <w:rPr>
+          <w:sz w:val="20"/>
+          <w:szCs w:val="20"/>
+          <w:lang w:val="es-ES_tradnl"/>
+        </w:rPr>
+      </w:pPr>
+      <w:r>
+        <w:rPr>
+          <w:sz w:val="20"/>
+          <w:szCs w:val="20"/>
+          <w:lang w:val="es-ES_tradnl"/>
+        </w:rPr>
+        <w:t>Fin de flujo alterno.</w:t>
+      </w:r>
+    </w:p>
+    <w:p>
+      <w:pPr>
+        <w:rPr>
+          <w:sz w:val="20"/>
+          <w:szCs w:val="20"/>
+          <w:lang w:val="es-ES_tradnl"/>
+        </w:rPr>
+      </w:pPr>
+    </w:p>
+    <w:p>
+      <w:pPr>
         <w:rPr>
           <w:b/>
           <w:bCs/>
@@ -2302,50 +2372,7 @@
           <w:szCs w:val="20"/>
           <w:lang w:val="es-ES_tradnl"/>
         </w:rPr>
-        <w:t xml:space="preserve">FA05 Devolver al Técnico</w:t>
-      </w:r>
-    </w:p>
-    <w:p>
-      <w:pPr>
-        <w:numPr>
-          <w:ilvl w:val="0"/>
-          <w:numId w:val="26"/>
-        </w:numPr>
-        <w:rPr>
-          <w:sz w:val="20"/>
-          <w:szCs w:val="20"/>
-          <w:lang w:val="es-ES_tradnl"/>
-        </w:rPr>
-      </w:pPr>
-      <w:r>
-        <w:rPr>
-          <w:sz w:val="20"/>
-          <w:szCs w:val="20"/>
-          <w:lang w:val="es-ES_tradnl"/>
-        </w:rPr>
-        <w:t xml:space="preserve">El usuario selecciona el botón “Devolver al Técnico”.</w:t>
-      </w:r>
-    </w:p>
-    <w:p>
-      <w:pPr>
-        <w:numPr>
-          <w:ilvl w:val="0"/>
-          <w:numId w:val="26"/>
-        </w:numPr>
-        <w:rPr>
-          <w:sz w:val="20"/>
-          <w:szCs w:val="20"/>
-          <w:lang w:val="es-ES_tradnl"/>
-        </w:rPr>
-      </w:pPr>
-      <w:r>
-        <w:rPr>
-          <w:sz w:val="20"/>
-          <w:szCs w:val="20"/>
-          <w:lang w:val="es-ES_tradnl"/>
-        </w:rPr>
-        <w:t xml:space="preserve">El sistema muestra el formulario devolución de caso. </w:t>
-      </w:r>
+      </w:pPr>
       <w:r>
         <w:rPr>
           <w:b/>
@@ -2354,7 +2381,7 @@
           <w:szCs w:val="20"/>
           <w:lang w:val="es-ES_tradnl"/>
         </w:rPr>
-        <w:t xml:space="preserve">RN23</w:t>
+        <w:t>FA05 Devolver al Técnico</w:t>
       </w:r>
     </w:p>
     <w:p>
@@ -2375,7 +2402,59 @@
           <w:szCs w:val="20"/>
           <w:lang w:val="es-ES_tradnl"/>
         </w:rPr>
-        <w:t xml:space="preserve">El sistema muestra los siguientes botones.</w:t>
+        <w:t>El usuario selecciona el botón “Devolver al Técnico”.</w:t>
+      </w:r>
+    </w:p>
+    <w:p>
+      <w:pPr>
+        <w:numPr>
+          <w:ilvl w:val="0"/>
+          <w:numId w:val="26"/>
+        </w:numPr>
+        <w:rPr>
+          <w:sz w:val="20"/>
+          <w:szCs w:val="20"/>
+          <w:lang w:val="es-ES_tradnl"/>
+        </w:rPr>
+      </w:pPr>
+      <w:r>
+        <w:rPr>
+          <w:sz w:val="20"/>
+          <w:szCs w:val="20"/>
+          <w:lang w:val="es-ES_tradnl"/>
+        </w:rPr>
+        <w:t xml:space="preserve">El sistema muestra el formulario devolución de caso. </w:t>
+      </w:r>
+      <w:r>
+        <w:rPr>
+          <w:b/>
+          <w:bCs/>
+          <w:sz w:val="20"/>
+          <w:szCs w:val="20"/>
+          <w:lang w:val="es-ES_tradnl"/>
+        </w:rPr>
+        <w:t>RN23</w:t>
+      </w:r>
+    </w:p>
+    <w:p>
+      <w:pPr>
+        <w:numPr>
+          <w:ilvl w:val="0"/>
+          <w:numId w:val="26"/>
+        </w:numPr>
+        <w:rPr>
+          <w:sz w:val="20"/>
+          <w:szCs w:val="20"/>
+          <w:lang w:val="es-ES_tradnl"/>
+        </w:rPr>
+      </w:pPr>
+      <w:r>
+        <w:rPr>
+          <w:sz w:val="20"/>
+          <w:szCs w:val="20"/>
+          <w:lang w:val="es-ES_tradnl"/>
+        </w:rPr>
+        <w:t>El sistema muestra los siguientes botones.</w:t>
       </w:r>
     </w:p>
     <w:p>
@@ -2396,7 +2475,7 @@
           <w:szCs w:val="20"/>
           <w:lang w:val="es-ES_tradnl"/>
         </w:rPr>
-        <w:t xml:space="preserve">Aceptar</w:t>
+        <w:t>Aceptar</w:t>
       </w:r>
     </w:p>
     <w:p>
@@ -2427,7 +2506,7 @@
           <w:szCs w:val="20"/>
           <w:lang w:val="es-ES_tradnl"/>
         </w:rPr>
-        <w:t xml:space="preserve">FA09</w:t>
+        <w:t>FA09</w:t>
       </w:r>
     </w:p>
     <w:p>
@@ -2448,7 +2527,7 @@
           <w:szCs w:val="20"/>
           <w:lang w:val="es-ES_tradnl"/>
         </w:rPr>
-        <w:t xml:space="preserve">El usuario llena el formulario devolución de caso.</w:t>
+        <w:t>El usuario llena el formulario devolución de caso.</w:t>
       </w:r>
     </w:p>
     <w:p>
@@ -2479,7 +2558,7 @@
           <w:szCs w:val="20"/>
           <w:lang w:val="es-ES_tradnl"/>
         </w:rPr>
-        <w:t xml:space="preserve">FA10</w:t>
+        <w:t>FA10</w:t>
       </w:r>
     </w:p>
     <w:p>
@@ -2510,7 +2589,7 @@
           <w:szCs w:val="20"/>
           <w:lang w:val="es-ES_tradnl"/>
         </w:rPr>
-        <w:t xml:space="preserve">RN04</w:t>
+        <w:t>RN04</w:t>
       </w:r>
     </w:p>
     <w:p>
@@ -2541,7 +2620,7 @@
           <w:szCs w:val="20"/>
           <w:lang w:val="es-ES_tradnl"/>
         </w:rPr>
-        <w:t xml:space="preserve">Ver CU09</w:t>
+        <w:t>Ver CU09</w:t>
       </w:r>
     </w:p>
     <w:p>
@@ -2572,28 +2651,7 @@
           <w:szCs w:val="20"/>
           <w:lang w:val="es-ES_tradnl"/>
         </w:rPr>
-        <w:t xml:space="preserve">Ver CU15</w:t>
-      </w:r>
-    </w:p>
-    <w:p>
-      <w:pPr>
-        <w:numPr>
-          <w:ilvl w:val="0"/>
-          <w:numId w:val="26"/>
-        </w:numPr>
-        <w:rPr>
-          <w:sz w:val="20"/>
-          <w:szCs w:val="20"/>
-          <w:lang w:val="es-ES_tradnl"/>
-        </w:rPr>
-      </w:pPr>
-      <w:r>
-        <w:rPr>
-          <w:sz w:val="20"/>
-          <w:szCs w:val="20"/>
-          <w:lang w:val="es-ES_tradnl"/>
-        </w:rPr>
-        <w:t xml:space="preserve">El sistema muestra el mensaje de éxito. </w:t>
+        <w:t xml:space="preserve">Ver </w:t>
       </w:r>
       <w:r>
         <w:rPr>
@@ -2603,7 +2661,7 @@
           <w:szCs w:val="20"/>
           <w:lang w:val="es-ES_tradnl"/>
         </w:rPr>
-        <w:t xml:space="preserve">AN01 # 4</w:t>
+        <w:t>CU13</w:t>
       </w:r>
     </w:p>
     <w:p>
@@ -2624,41 +2682,9 @@
           <w:szCs w:val="20"/>
           <w:lang w:val="es-ES_tradnl"/>
         </w:rPr>
-        <w:t xml:space="preserve">El sistema retorna al paso 4 del flujo básico.</w:t>
-      </w:r>
-    </w:p>
-    <w:p>
-      <w:pPr>
-        <w:numPr>
-          <w:ilvl w:val="0"/>
-          <w:numId w:val="26"/>
-        </w:numPr>
-        <w:rPr>
-          <w:sz w:val="20"/>
-          <w:szCs w:val="20"/>
-          <w:lang w:val="es-ES_tradnl"/>
-        </w:rPr>
-      </w:pPr>
-      <w:r>
-        <w:rPr>
-          <w:sz w:val="20"/>
-          <w:szCs w:val="20"/>
-          <w:lang w:val="es-ES_tradnl"/>
-        </w:rPr>
-        <w:t xml:space="preserve">Fin de flujo alterno.</w:t>
-      </w:r>
-    </w:p>
-    <w:p>
-      <w:pPr>
-        <w:rPr>
-          <w:sz w:val="20"/>
-          <w:szCs w:val="20"/>
-          <w:lang w:val="es-ES_tradnl"/>
-        </w:rPr>
-      </w:pPr>
-    </w:p>
-    <w:p>
-      <w:pPr>
+        <w:t xml:space="preserve">El sistema muestra el mensaje de éxito. </w:t>
+      </w:r>
+      <w:r>
         <w:rPr>
           <w:b/>
           <w:bCs/>
@@ -2666,8 +2692,62 @@
           <w:szCs w:val="20"/>
           <w:lang w:val="es-ES_tradnl"/>
         </w:rPr>
-      </w:pPr>
-      <w:r>
+        <w:t>AN01 # 4</w:t>
+      </w:r>
+    </w:p>
+    <w:p>
+      <w:pPr>
+        <w:numPr>
+          <w:ilvl w:val="0"/>
+          <w:numId w:val="26"/>
+        </w:numPr>
+        <w:rPr>
+          <w:sz w:val="20"/>
+          <w:szCs w:val="20"/>
+          <w:lang w:val="es-ES_tradnl"/>
+        </w:rPr>
+      </w:pPr>
+      <w:r>
+        <w:rPr>
+          <w:sz w:val="20"/>
+          <w:szCs w:val="20"/>
+          <w:lang w:val="es-ES_tradnl"/>
+        </w:rPr>
+        <w:t>El sistema retorna al paso 4 del flujo básico.</w:t>
+      </w:r>
+    </w:p>
+    <w:p>
+      <w:pPr>
+        <w:numPr>
+          <w:ilvl w:val="0"/>
+          <w:numId w:val="26"/>
+        </w:numPr>
+        <w:rPr>
+          <w:sz w:val="20"/>
+          <w:szCs w:val="20"/>
+          <w:lang w:val="es-ES_tradnl"/>
+        </w:rPr>
+      </w:pPr>
+      <w:r>
+        <w:rPr>
+          <w:sz w:val="20"/>
+          <w:szCs w:val="20"/>
+          <w:lang w:val="es-ES_tradnl"/>
+        </w:rPr>
+        <w:t>Fin de flujo alterno.</w:t>
+      </w:r>
+    </w:p>
+    <w:p>
+      <w:pPr>
+        <w:rPr>
+          <w:sz w:val="20"/>
+          <w:szCs w:val="20"/>
+          <w:lang w:val="es-ES_tradnl"/>
+        </w:rPr>
+      </w:pPr>
+    </w:p>
+    <w:p>
+      <w:pPr>
         <w:rPr>
           <w:b/>
           <w:bCs/>
@@ -2675,50 +2755,7 @@
           <w:szCs w:val="20"/>
           <w:lang w:val="es-ES_tradnl"/>
         </w:rPr>
-        <w:t xml:space="preserve">FA06 Aprobar el rechazo del Auxiliar</w:t>
-      </w:r>
-    </w:p>
-    <w:p>
-      <w:pPr>
-        <w:numPr>
-          <w:ilvl w:val="0"/>
-          <w:numId w:val="27"/>
-        </w:numPr>
-        <w:rPr>
-          <w:sz w:val="20"/>
-          <w:szCs w:val="20"/>
-          <w:lang w:val="es-ES_tradnl"/>
-        </w:rPr>
-      </w:pPr>
-      <w:r>
-        <w:rPr>
-          <w:sz w:val="20"/>
-          <w:szCs w:val="20"/>
-          <w:lang w:val="es-ES_tradnl"/>
-        </w:rPr>
-        <w:t xml:space="preserve">El usuario selecciona un caso en estado Pendiente de Aprobación de Rechazo.</w:t>
-      </w:r>
-    </w:p>
-    <w:p>
-      <w:pPr>
-        <w:numPr>
-          <w:ilvl w:val="0"/>
-          <w:numId w:val="27"/>
-        </w:numPr>
-        <w:rPr>
-          <w:sz w:val="20"/>
-          <w:szCs w:val="20"/>
-          <w:lang w:val="es-ES_tradnl"/>
-        </w:rPr>
-      </w:pPr>
-      <w:r>
-        <w:rPr>
-          <w:sz w:val="20"/>
-          <w:szCs w:val="20"/>
-          <w:lang w:val="es-ES_tradnl"/>
-        </w:rPr>
-        <w:t xml:space="preserve">El sistema muestra el motivo y el comentario registrados por el Auxiliar. </w:t>
-      </w:r>
+      </w:pPr>
       <w:r>
         <w:rPr>
           <w:b/>
@@ -2727,7 +2764,7 @@
           <w:szCs w:val="20"/>
           <w:lang w:val="es-ES_tradnl"/>
         </w:rPr>
-        <w:t xml:space="preserve">RN22, Ver CU04</w:t>
+        <w:t>FA06 Aprobar el rechazo del Auxiliar</w:t>
       </w:r>
     </w:p>
     <w:p>
@@ -2748,7 +2785,7 @@
           <w:szCs w:val="20"/>
           <w:lang w:val="es-ES_tradnl"/>
         </w:rPr>
-        <w:t xml:space="preserve">El usuario selecciona el botón “Aprobar Rechazo”.</w:t>
+        <w:t>El usuario selecciona un caso en estado Pendiente de Aprobación de Rechazo.</w:t>
       </w:r>
     </w:p>
     <w:p>
@@ -2769,7 +2806,7 @@
           <w:szCs w:val="20"/>
           <w:lang w:val="es-ES_tradnl"/>
         </w:rPr>
-        <w:t xml:space="preserve">El sistema actualiza el caso a estado Rechazado, o a Requiere Ampliación cuando el motivo del rechazo fue falta de información. </w:t>
+        <w:t xml:space="preserve">El sistema muestra el motivo y el comentario registrados por el Auxiliar. </w:t>
       </w:r>
       <w:r>
         <w:rPr>
@@ -2779,7 +2816,7 @@
           <w:szCs w:val="20"/>
           <w:lang w:val="es-ES_tradnl"/>
         </w:rPr>
-        <w:t xml:space="preserve">RN04</w:t>
+        <w:t>RN22, Ver CU04</w:t>
       </w:r>
     </w:p>
     <w:p>
@@ -2800,7 +2837,28 @@
           <w:szCs w:val="20"/>
           <w:lang w:val="es-ES_tradnl"/>
         </w:rPr>
-        <w:t xml:space="preserve">El sistema notifica al ciudadano la resolución de su caso. </w:t>
+        <w:t>El usuario selecciona el botón “Aprobar Rechazo”.</w:t>
+      </w:r>
+    </w:p>
+    <w:p>
+      <w:pPr>
+        <w:numPr>
+          <w:ilvl w:val="0"/>
+          <w:numId w:val="27"/>
+        </w:numPr>
+        <w:rPr>
+          <w:sz w:val="20"/>
+          <w:szCs w:val="20"/>
+          <w:lang w:val="es-ES_tradnl"/>
+        </w:rPr>
+      </w:pPr>
+      <w:r>
+        <w:rPr>
+          <w:sz w:val="20"/>
+          <w:szCs w:val="20"/>
+          <w:lang w:val="es-ES_tradnl"/>
+        </w:rPr>
+        <w:t xml:space="preserve">El sistema actualiza el caso a estado Rechazado, o a Requiere Ampliación cuando el motivo del rechazo fue falta de información. </w:t>
       </w:r>
       <w:r>
         <w:rPr>
@@ -2810,7 +2868,7 @@
           <w:szCs w:val="20"/>
           <w:lang w:val="es-ES_tradnl"/>
         </w:rPr>
-        <w:t xml:space="preserve">Ver CU09</w:t>
+        <w:t>RN04</w:t>
       </w:r>
     </w:p>
     <w:p>
@@ -2831,7 +2889,7 @@
           <w:szCs w:val="20"/>
           <w:lang w:val="es-ES_tradnl"/>
         </w:rPr>
-        <w:t xml:space="preserve">El sistema registra los cambios en bitácora. </w:t>
+        <w:t xml:space="preserve">El sistema notifica al ciudadano la resolución de su caso. </w:t>
       </w:r>
       <w:r>
         <w:rPr>
@@ -2841,7 +2899,7 @@
           <w:szCs w:val="20"/>
           <w:lang w:val="es-ES_tradnl"/>
         </w:rPr>
-        <w:t xml:space="preserve">Ver CU15</w:t>
+        <w:t>Ver CU09</w:t>
       </w:r>
     </w:p>
     <w:p>
@@ -2862,7 +2920,7 @@
           <w:szCs w:val="20"/>
           <w:lang w:val="es-ES_tradnl"/>
         </w:rPr>
-        <w:t xml:space="preserve">El sistema muestra el mensaje de éxito. </w:t>
+        <w:t xml:space="preserve">El sistema registra los cambios en bitácora. </w:t>
       </w:r>
       <w:r>
         <w:rPr>
@@ -2872,7 +2930,7 @@
           <w:szCs w:val="20"/>
           <w:lang w:val="es-ES_tradnl"/>
         </w:rPr>
-        <w:t xml:space="preserve">AN01 # 4</w:t>
+        <w:t>Ver CU15</w:t>
       </w:r>
     </w:p>
     <w:p>
@@ -2893,41 +2951,9 @@
           <w:szCs w:val="20"/>
           <w:lang w:val="es-ES_tradnl"/>
         </w:rPr>
-        <w:t xml:space="preserve">El sistema retorna al paso 4 del flujo básico.</w:t>
-      </w:r>
-    </w:p>
-    <w:p>
-      <w:pPr>
-        <w:numPr>
-          <w:ilvl w:val="0"/>
-          <w:numId w:val="27"/>
-        </w:numPr>
-        <w:rPr>
-          <w:sz w:val="20"/>
-          <w:szCs w:val="20"/>
-          <w:lang w:val="es-ES_tradnl"/>
-        </w:rPr>
-      </w:pPr>
-      <w:r>
-        <w:rPr>
-          <w:sz w:val="20"/>
-          <w:szCs w:val="20"/>
-          <w:lang w:val="es-ES_tradnl"/>
-        </w:rPr>
-        <w:t xml:space="preserve">Fin de flujo alterno.</w:t>
-      </w:r>
-    </w:p>
-    <w:p>
-      <w:pPr>
-        <w:rPr>
-          <w:sz w:val="20"/>
-          <w:szCs w:val="20"/>
-          <w:lang w:val="es-ES_tradnl"/>
-        </w:rPr>
-      </w:pPr>
-    </w:p>
-    <w:p>
-      <w:pPr>
+        <w:t xml:space="preserve">El sistema muestra el mensaje de éxito. </w:t>
+      </w:r>
+      <w:r>
         <w:rPr>
           <w:b/>
           <w:bCs/>
@@ -2935,8 +2961,62 @@
           <w:szCs w:val="20"/>
           <w:lang w:val="es-ES_tradnl"/>
         </w:rPr>
-      </w:pPr>
-      <w:r>
+        <w:t>AN01 # 4</w:t>
+      </w:r>
+    </w:p>
+    <w:p>
+      <w:pPr>
+        <w:numPr>
+          <w:ilvl w:val="0"/>
+          <w:numId w:val="27"/>
+        </w:numPr>
+        <w:rPr>
+          <w:sz w:val="20"/>
+          <w:szCs w:val="20"/>
+          <w:lang w:val="es-ES_tradnl"/>
+        </w:rPr>
+      </w:pPr>
+      <w:r>
+        <w:rPr>
+          <w:sz w:val="20"/>
+          <w:szCs w:val="20"/>
+          <w:lang w:val="es-ES_tradnl"/>
+        </w:rPr>
+        <w:t>El sistema retorna al paso 4 del flujo básico.</w:t>
+      </w:r>
+    </w:p>
+    <w:p>
+      <w:pPr>
+        <w:numPr>
+          <w:ilvl w:val="0"/>
+          <w:numId w:val="27"/>
+        </w:numPr>
+        <w:rPr>
+          <w:sz w:val="20"/>
+          <w:szCs w:val="20"/>
+          <w:lang w:val="es-ES_tradnl"/>
+        </w:rPr>
+      </w:pPr>
+      <w:r>
+        <w:rPr>
+          <w:sz w:val="20"/>
+          <w:szCs w:val="20"/>
+          <w:lang w:val="es-ES_tradnl"/>
+        </w:rPr>
+        <w:t>Fin de flujo alterno.</w:t>
+      </w:r>
+    </w:p>
+    <w:p>
+      <w:pPr>
+        <w:rPr>
+          <w:sz w:val="20"/>
+          <w:szCs w:val="20"/>
+          <w:lang w:val="es-ES_tradnl"/>
+        </w:rPr>
+      </w:pPr>
+    </w:p>
+    <w:p>
+      <w:pPr>
         <w:rPr>
           <w:b/>
           <w:bCs/>
@@ -2944,50 +3024,7 @@
           <w:szCs w:val="20"/>
           <w:lang w:val="es-ES_tradnl"/>
         </w:rPr>
-        <w:t xml:space="preserve">FA07 Regresar a Revisión</w:t>
-      </w:r>
-    </w:p>
-    <w:p>
-      <w:pPr>
-        <w:numPr>
-          <w:ilvl w:val="0"/>
-          <w:numId w:val="28"/>
-        </w:numPr>
-        <w:rPr>
-          <w:sz w:val="20"/>
-          <w:szCs w:val="20"/>
-          <w:lang w:val="es-ES_tradnl"/>
-        </w:rPr>
-      </w:pPr>
-      <w:r>
-        <w:rPr>
-          <w:sz w:val="20"/>
-          <w:szCs w:val="20"/>
-          <w:lang w:val="es-ES_tradnl"/>
-        </w:rPr>
-        <w:t xml:space="preserve">El usuario selecciona el botón “Regresar a Revisión”.</w:t>
-      </w:r>
-    </w:p>
-    <w:p>
-      <w:pPr>
-        <w:numPr>
-          <w:ilvl w:val="0"/>
-          <w:numId w:val="28"/>
-        </w:numPr>
-        <w:rPr>
-          <w:sz w:val="20"/>
-          <w:szCs w:val="20"/>
-          <w:lang w:val="es-ES_tradnl"/>
-        </w:rPr>
-      </w:pPr>
-      <w:r>
-        <w:rPr>
-          <w:sz w:val="20"/>
-          <w:szCs w:val="20"/>
-          <w:lang w:val="es-ES_tradnl"/>
-        </w:rPr>
-        <w:t xml:space="preserve">El sistema muestra el formulario devolución de caso. </w:t>
-      </w:r>
+      </w:pPr>
       <w:r>
         <w:rPr>
           <w:b/>
@@ -2996,7 +3033,7 @@
           <w:szCs w:val="20"/>
           <w:lang w:val="es-ES_tradnl"/>
         </w:rPr>
-        <w:t xml:space="preserve">RN23</w:t>
+        <w:t>FA07 Regresar a Revisión</w:t>
       </w:r>
     </w:p>
     <w:p>
@@ -3017,7 +3054,7 @@
           <w:szCs w:val="20"/>
           <w:lang w:val="es-ES_tradnl"/>
         </w:rPr>
-        <w:t xml:space="preserve">El usuario llena el formulario devolución de caso.</w:t>
+        <w:t>El usuario selecciona el botón “Regresar a Revisión”.</w:t>
       </w:r>
     </w:p>
     <w:p>
@@ -3038,7 +3075,7 @@
           <w:szCs w:val="20"/>
           <w:lang w:val="es-ES_tradnl"/>
         </w:rPr>
-        <w:t xml:space="preserve">El usuario selecciona el botón “Aceptar”. </w:t>
+        <w:t xml:space="preserve">El sistema muestra el formulario devolución de caso. </w:t>
       </w:r>
       <w:r>
         <w:rPr>
@@ -3048,7 +3085,7 @@
           <w:szCs w:val="20"/>
           <w:lang w:val="es-ES_tradnl"/>
         </w:rPr>
-        <w:t xml:space="preserve">FA10</w:t>
+        <w:t>RN23</w:t>
       </w:r>
     </w:p>
     <w:p>
@@ -3069,7 +3106,28 @@
           <w:szCs w:val="20"/>
           <w:lang w:val="es-ES_tradnl"/>
         </w:rPr>
-        <w:t xml:space="preserve">El sistema actualiza el caso a estado En Revisión. </w:t>
+        <w:t>El usuario llena el formulario devolución de caso.</w:t>
+      </w:r>
+    </w:p>
+    <w:p>
+      <w:pPr>
+        <w:numPr>
+          <w:ilvl w:val="0"/>
+          <w:numId w:val="28"/>
+        </w:numPr>
+        <w:rPr>
+          <w:sz w:val="20"/>
+          <w:szCs w:val="20"/>
+          <w:lang w:val="es-ES_tradnl"/>
+        </w:rPr>
+      </w:pPr>
+      <w:r>
+        <w:rPr>
+          <w:sz w:val="20"/>
+          <w:szCs w:val="20"/>
+          <w:lang w:val="es-ES_tradnl"/>
+        </w:rPr>
+        <w:t xml:space="preserve">El usuario selecciona el botón “Aceptar”. </w:t>
       </w:r>
       <w:r>
         <w:rPr>
@@ -3079,7 +3137,7 @@
           <w:szCs w:val="20"/>
           <w:lang w:val="es-ES_tradnl"/>
         </w:rPr>
-        <w:t xml:space="preserve">RN04</w:t>
+        <w:t>FA10</w:t>
       </w:r>
     </w:p>
     <w:p>
@@ -3100,7 +3158,7 @@
           <w:szCs w:val="20"/>
           <w:lang w:val="es-ES_tradnl"/>
         </w:rPr>
-        <w:t xml:space="preserve">El sistema registra los cambios en bitácora. </w:t>
+        <w:t xml:space="preserve">El sistema actualiza el caso a estado En Revisión. </w:t>
       </w:r>
       <w:r>
         <w:rPr>
@@ -3110,7 +3168,7 @@
           <w:szCs w:val="20"/>
           <w:lang w:val="es-ES_tradnl"/>
         </w:rPr>
-        <w:t xml:space="preserve">Ver CU15</w:t>
+        <w:t>RN04</w:t>
       </w:r>
     </w:p>
     <w:p>
@@ -3131,7 +3189,7 @@
           <w:szCs w:val="20"/>
           <w:lang w:val="es-ES_tradnl"/>
         </w:rPr>
-        <w:t xml:space="preserve">El sistema muestra el mensaje de éxito. </w:t>
+        <w:t xml:space="preserve">El sistema registra los cambios en bitácora. </w:t>
       </w:r>
       <w:r>
         <w:rPr>
@@ -3141,62 +3199,9 @@
           <w:szCs w:val="20"/>
           <w:lang w:val="es-ES_tradnl"/>
         </w:rPr>
-        <w:t xml:space="preserve">AN01 # 4</w:t>
-      </w:r>
-    </w:p>
-    <w:p>
-      <w:pPr>
-        <w:numPr>
-          <w:ilvl w:val="0"/>
-          <w:numId w:val="28"/>
-        </w:numPr>
-        <w:rPr>
-          <w:sz w:val="20"/>
-          <w:szCs w:val="20"/>
-          <w:lang w:val="es-ES_tradnl"/>
-        </w:rPr>
-      </w:pPr>
-      <w:r>
-        <w:rPr>
-          <w:sz w:val="20"/>
-          <w:szCs w:val="20"/>
-          <w:lang w:val="es-ES_tradnl"/>
-        </w:rPr>
-        <w:t xml:space="preserve">El sistema retorna al paso 4 del flujo básico.</w:t>
-      </w:r>
-    </w:p>
-    <w:p>
-      <w:pPr>
-        <w:numPr>
-          <w:ilvl w:val="0"/>
-          <w:numId w:val="28"/>
-        </w:numPr>
-        <w:rPr>
-          <w:sz w:val="20"/>
-          <w:szCs w:val="20"/>
-          <w:lang w:val="es-ES_tradnl"/>
-        </w:rPr>
-      </w:pPr>
-      <w:r>
-        <w:rPr>
-          <w:sz w:val="20"/>
-          <w:szCs w:val="20"/>
-          <w:lang w:val="es-ES_tradnl"/>
-        </w:rPr>
-        <w:t xml:space="preserve">Fin de flujo alterno.</w:t>
-      </w:r>
-    </w:p>
-    <w:p>
-      <w:pPr>
-        <w:rPr>
-          <w:sz w:val="20"/>
-          <w:szCs w:val="20"/>
-          <w:lang w:val="es-ES_tradnl"/>
-        </w:rPr>
-      </w:pPr>
-    </w:p>
-    <w:p>
-      <w:pPr>
+        <w:t xml:space="preserve">Ver </w:t>
+      </w:r>
+      <w:r>
         <w:rPr>
           <w:b/>
           <w:bCs/>
@@ -3204,7 +3209,29 @@
           <w:szCs w:val="20"/>
           <w:lang w:val="es-ES_tradnl"/>
         </w:rPr>
-      </w:pPr>
+        <w:t>CU13</w:t>
+      </w:r>
+    </w:p>
+    <w:p>
+      <w:pPr>
+        <w:numPr>
+          <w:ilvl w:val="0"/>
+          <w:numId w:val="28"/>
+        </w:numPr>
+        <w:rPr>
+          <w:sz w:val="20"/>
+          <w:szCs w:val="20"/>
+          <w:lang w:val="es-ES_tradnl"/>
+        </w:rPr>
+      </w:pPr>
+      <w:r>
+        <w:rPr>
+          <w:sz w:val="20"/>
+          <w:szCs w:val="20"/>
+          <w:lang w:val="es-ES_tradnl"/>
+        </w:rPr>
+        <w:t xml:space="preserve">El sistema muestra el mensaje de éxito. </w:t>
+      </w:r>
       <w:r>
         <w:rPr>
           <w:b/>
@@ -3213,91 +3240,49 @@
           <w:szCs w:val="20"/>
           <w:lang w:val="es-ES_tradnl"/>
         </w:rPr>
-        <w:t xml:space="preserve">FA08 Regresar</w:t>
-      </w:r>
-    </w:p>
-    <w:p>
-      <w:pPr>
-        <w:numPr>
-          <w:ilvl w:val="0"/>
-          <w:numId w:val="29"/>
-        </w:numPr>
-        <w:rPr>
-          <w:sz w:val="20"/>
-          <w:szCs w:val="20"/>
-          <w:lang w:val="es-ES_tradnl"/>
-        </w:rPr>
-      </w:pPr>
-      <w:r>
-        <w:rPr>
-          <w:sz w:val="20"/>
-          <w:szCs w:val="20"/>
-          <w:lang w:val="es-ES_tradnl"/>
-        </w:rPr>
-        <w:t xml:space="preserve">El usuario selecciona el botón “Regresar”</w:t>
-      </w:r>
-    </w:p>
-    <w:p>
-      <w:pPr>
-        <w:numPr>
-          <w:ilvl w:val="0"/>
-          <w:numId w:val="29"/>
-        </w:numPr>
-        <w:rPr>
-          <w:sz w:val="20"/>
-          <w:szCs w:val="20"/>
-          <w:lang w:val="es-ES_tradnl"/>
-        </w:rPr>
-      </w:pPr>
-      <w:r>
-        <w:rPr>
-          <w:sz w:val="20"/>
-          <w:szCs w:val="20"/>
-          <w:lang w:val="es-ES_tradnl"/>
-        </w:rPr>
-        <w:t xml:space="preserve">El sistema cierra el formulario detalle supervisor.</w:t>
-      </w:r>
-    </w:p>
-    <w:p>
-      <w:pPr>
-        <w:numPr>
-          <w:ilvl w:val="0"/>
-          <w:numId w:val="29"/>
-        </w:numPr>
-        <w:rPr>
-          <w:sz w:val="20"/>
-          <w:szCs w:val="20"/>
-          <w:lang w:val="es-ES_tradnl"/>
-        </w:rPr>
-      </w:pPr>
-      <w:r>
-        <w:rPr>
-          <w:sz w:val="20"/>
-          <w:szCs w:val="20"/>
-          <w:lang w:val="es-ES_tradnl"/>
-        </w:rPr>
-        <w:t xml:space="preserve">El sistema retorna al paso 4 del flujo básico.</w:t>
-      </w:r>
-    </w:p>
-    <w:p>
-      <w:pPr>
-        <w:numPr>
-          <w:ilvl w:val="0"/>
-          <w:numId w:val="29"/>
-        </w:numPr>
-        <w:rPr>
-          <w:sz w:val="20"/>
-          <w:szCs w:val="20"/>
-          <w:lang w:val="es-ES_tradnl"/>
-        </w:rPr>
-      </w:pPr>
-      <w:r>
-        <w:rPr>
-          <w:sz w:val="20"/>
-          <w:szCs w:val="20"/>
-          <w:lang w:val="es-ES_tradnl"/>
-        </w:rPr>
-        <w:t xml:space="preserve">Fin de flujo alterno.</w:t>
+        <w:t>AN01 # 4</w:t>
+      </w:r>
+    </w:p>
+    <w:p>
+      <w:pPr>
+        <w:numPr>
+          <w:ilvl w:val="0"/>
+          <w:numId w:val="28"/>
+        </w:numPr>
+        <w:rPr>
+          <w:sz w:val="20"/>
+          <w:szCs w:val="20"/>
+          <w:lang w:val="es-ES_tradnl"/>
+        </w:rPr>
+      </w:pPr>
+      <w:r>
+        <w:rPr>
+          <w:sz w:val="20"/>
+          <w:szCs w:val="20"/>
+          <w:lang w:val="es-ES_tradnl"/>
+        </w:rPr>
+        <w:t>El sistema retorna al paso 4 del flujo básico.</w:t>
+      </w:r>
+    </w:p>
+    <w:p>
+      <w:pPr>
+        <w:numPr>
+          <w:ilvl w:val="0"/>
+          <w:numId w:val="28"/>
+        </w:numPr>
+        <w:rPr>
+          <w:sz w:val="20"/>
+          <w:szCs w:val="20"/>
+          <w:lang w:val="es-ES_tradnl"/>
+        </w:rPr>
+      </w:pPr>
+      <w:r>
+        <w:rPr>
+          <w:sz w:val="20"/>
+          <w:szCs w:val="20"/>
+          <w:lang w:val="es-ES_tradnl"/>
+        </w:rPr>
+        <w:t>Fin de flujo alterno.</w:t>
       </w:r>
     </w:p>
     <w:p>
@@ -3327,91 +3312,92 @@
           <w:szCs w:val="20"/>
           <w:lang w:val="es-ES_tradnl"/>
         </w:rPr>
-        <w:t xml:space="preserve">FA09 Cancelar</w:t>
-      </w:r>
-    </w:p>
-    <w:p>
-      <w:pPr>
-        <w:numPr>
-          <w:ilvl w:val="0"/>
-          <w:numId w:val="30"/>
-        </w:numPr>
-        <w:rPr>
-          <w:sz w:val="20"/>
-          <w:szCs w:val="20"/>
-          <w:lang w:val="es-ES_tradnl"/>
-        </w:rPr>
-      </w:pPr>
-      <w:r>
-        <w:rPr>
-          <w:sz w:val="20"/>
-          <w:szCs w:val="20"/>
-          <w:lang w:val="es-ES_tradnl"/>
-        </w:rPr>
-        <w:t xml:space="preserve">El usuario selecciona el botón “Cancelar”</w:t>
-      </w:r>
-    </w:p>
-    <w:p>
-      <w:pPr>
-        <w:numPr>
-          <w:ilvl w:val="0"/>
-          <w:numId w:val="30"/>
-        </w:numPr>
-        <w:rPr>
-          <w:sz w:val="20"/>
-          <w:szCs w:val="20"/>
-          <w:lang w:val="es-ES_tradnl"/>
-        </w:rPr>
-      </w:pPr>
-      <w:r>
-        <w:rPr>
-          <w:sz w:val="20"/>
-          <w:szCs w:val="20"/>
-          <w:lang w:val="es-ES_tradnl"/>
-        </w:rPr>
-        <w:t xml:space="preserve">El sistema cierra el formulario.</w:t>
-      </w:r>
-    </w:p>
-    <w:p>
-      <w:pPr>
-        <w:numPr>
-          <w:ilvl w:val="0"/>
-          <w:numId w:val="30"/>
-        </w:numPr>
-        <w:rPr>
-          <w:sz w:val="20"/>
-          <w:szCs w:val="20"/>
-          <w:lang w:val="es-ES_tradnl"/>
-        </w:rPr>
-      </w:pPr>
-      <w:r>
-        <w:rPr>
-          <w:sz w:val="20"/>
-          <w:szCs w:val="20"/>
-          <w:lang w:val="es-ES_tradnl"/>
-        </w:rPr>
-        <w:t xml:space="preserve">El sistema retorna al paso 7 del flujo básico.</w:t>
-      </w:r>
-    </w:p>
-    <w:p>
-      <w:pPr>
-        <w:numPr>
-          <w:ilvl w:val="0"/>
-          <w:numId w:val="30"/>
-        </w:numPr>
-        <w:rPr>
-          <w:sz w:val="20"/>
-          <w:szCs w:val="20"/>
-          <w:lang w:val="es-ES_tradnl"/>
-        </w:rPr>
-      </w:pPr>
-      <w:r>
-        <w:rPr>
-          <w:sz w:val="20"/>
-          <w:szCs w:val="20"/>
-          <w:lang w:val="es-ES_tradnl"/>
-        </w:rPr>
-        <w:t xml:space="preserve">Fin de flujo alterno.</w:t>
+        <w:t>FA08 Regresar</w:t>
+      </w:r>
+    </w:p>
+    <w:p>
+      <w:pPr>
+        <w:numPr>
+          <w:ilvl w:val="0"/>
+          <w:numId w:val="29"/>
+        </w:numPr>
+        <w:rPr>
+          <w:sz w:val="20"/>
+          <w:szCs w:val="20"/>
+          <w:lang w:val="es-ES_tradnl"/>
+        </w:rPr>
+      </w:pPr>
+      <w:r>
+        <w:rPr>
+          <w:sz w:val="20"/>
+          <w:szCs w:val="20"/>
+          <w:lang w:val="es-ES_tradnl"/>
+        </w:rPr>
+        <w:t>El usuario selecciona el botón “Regresar”</w:t>
+      </w:r>
+    </w:p>
+    <w:p>
+      <w:pPr>
+        <w:numPr>
+          <w:ilvl w:val="0"/>
+          <w:numId w:val="29"/>
+        </w:numPr>
+        <w:rPr>
+          <w:sz w:val="20"/>
+          <w:szCs w:val="20"/>
+          <w:lang w:val="es-ES_tradnl"/>
+        </w:rPr>
+      </w:pPr>
+      <w:r>
+        <w:rPr>
+          <w:sz w:val="20"/>
+          <w:szCs w:val="20"/>
+          <w:lang w:val="es-ES_tradnl"/>
+        </w:rPr>
+        <w:t>El sistema cierra el formulario detalle supervisor.</w:t>
+      </w:r>
+    </w:p>
+    <w:p>
+      <w:pPr>
+        <w:numPr>
+          <w:ilvl w:val="0"/>
+          <w:numId w:val="29"/>
+        </w:numPr>
+        <w:rPr>
+          <w:sz w:val="20"/>
+          <w:szCs w:val="20"/>
+          <w:lang w:val="es-ES_tradnl"/>
+        </w:rPr>
+      </w:pPr>
+      <w:r>
+        <w:rPr>
+          <w:sz w:val="20"/>
+          <w:szCs w:val="20"/>
+          <w:lang w:val="es-ES_tradnl"/>
+        </w:rPr>
+        <w:lastRenderedPageBreak/>
+        <w:t>El sistema retorna al paso 4 del flujo básico.</w:t>
+      </w:r>
+    </w:p>
+    <w:p>
+      <w:pPr>
+        <w:numPr>
+          <w:ilvl w:val="0"/>
+          <w:numId w:val="29"/>
+        </w:numPr>
+        <w:rPr>
+          <w:sz w:val="20"/>
+          <w:szCs w:val="20"/>
+          <w:lang w:val="es-ES_tradnl"/>
+        </w:rPr>
+      </w:pPr>
+      <w:r>
+        <w:rPr>
+          <w:sz w:val="20"/>
+          <w:szCs w:val="20"/>
+          <w:lang w:val="es-ES_tradnl"/>
+        </w:rPr>
+        <w:t>Fin de flujo alterno.</w:t>
       </w:r>
     </w:p>
     <w:p>
@@ -3441,51 +3427,104 @@
           <w:szCs w:val="20"/>
           <w:lang w:val="es-ES_tradnl"/>
         </w:rPr>
-        <w:t xml:space="preserve">FA10 Campos obligatorios incompletos</w:t>
-      </w:r>
-    </w:p>
-    <w:p>
-      <w:pPr>
-        <w:numPr>
-          <w:ilvl w:val="0"/>
-          <w:numId w:val="31"/>
-        </w:numPr>
-        <w:rPr>
-          <w:sz w:val="20"/>
-          <w:szCs w:val="20"/>
-          <w:lang w:val="es-ES_tradnl"/>
-        </w:rPr>
-      </w:pPr>
-      <w:r>
-        <w:rPr>
-          <w:sz w:val="20"/>
-          <w:szCs w:val="20"/>
-          <w:lang w:val="es-ES_tradnl"/>
-        </w:rPr>
-        <w:t xml:space="preserve">El sistema valida que las observaciones hayan sido ingresadas.</w:t>
-      </w:r>
-    </w:p>
-    <w:p>
-      <w:pPr>
-        <w:numPr>
-          <w:ilvl w:val="0"/>
-          <w:numId w:val="31"/>
-        </w:numPr>
-        <w:rPr>
-          <w:sz w:val="20"/>
-          <w:szCs w:val="20"/>
-          <w:lang w:val="es-ES_tradnl"/>
-        </w:rPr>
-      </w:pPr>
-      <w:r>
-        <w:rPr>
-          <w:sz w:val="20"/>
-          <w:szCs w:val="20"/>
-          <w:lang w:val="es-ES_tradnl"/>
-        </w:rPr>
-        <w:t xml:space="preserve">El sistema muestra el mensaje de error. </w:t>
-      </w:r>
-      <w:r>
+        <w:t>FA09 Cancelar</w:t>
+      </w:r>
+    </w:p>
+    <w:p>
+      <w:pPr>
+        <w:numPr>
+          <w:ilvl w:val="0"/>
+          <w:numId w:val="30"/>
+        </w:numPr>
+        <w:rPr>
+          <w:sz w:val="20"/>
+          <w:szCs w:val="20"/>
+          <w:lang w:val="es-ES_tradnl"/>
+        </w:rPr>
+      </w:pPr>
+      <w:r>
+        <w:rPr>
+          <w:sz w:val="20"/>
+          <w:szCs w:val="20"/>
+          <w:lang w:val="es-ES_tradnl"/>
+        </w:rPr>
+        <w:t>El usuario selecciona el botón “Cancelar”</w:t>
+      </w:r>
+    </w:p>
+    <w:p>
+      <w:pPr>
+        <w:numPr>
+          <w:ilvl w:val="0"/>
+          <w:numId w:val="30"/>
+        </w:numPr>
+        <w:rPr>
+          <w:sz w:val="20"/>
+          <w:szCs w:val="20"/>
+          <w:lang w:val="es-ES_tradnl"/>
+        </w:rPr>
+      </w:pPr>
+      <w:r>
+        <w:rPr>
+          <w:sz w:val="20"/>
+          <w:szCs w:val="20"/>
+          <w:lang w:val="es-ES_tradnl"/>
+        </w:rPr>
+        <w:t>El sistema cierra el formulario.</w:t>
+      </w:r>
+    </w:p>
+    <w:p>
+      <w:pPr>
+        <w:numPr>
+          <w:ilvl w:val="0"/>
+          <w:numId w:val="30"/>
+        </w:numPr>
+        <w:rPr>
+          <w:sz w:val="20"/>
+          <w:szCs w:val="20"/>
+          <w:lang w:val="es-ES_tradnl"/>
+        </w:rPr>
+      </w:pPr>
+      <w:r>
+        <w:rPr>
+          <w:sz w:val="20"/>
+          <w:szCs w:val="20"/>
+          <w:lang w:val="es-ES_tradnl"/>
+        </w:rPr>
+        <w:t>El sistema retorna al paso 7 del flujo básico.</w:t>
+      </w:r>
+    </w:p>
+    <w:p>
+      <w:pPr>
+        <w:numPr>
+          <w:ilvl w:val="0"/>
+          <w:numId w:val="30"/>
+        </w:numPr>
+        <w:rPr>
+          <w:sz w:val="20"/>
+          <w:szCs w:val="20"/>
+          <w:lang w:val="es-ES_tradnl"/>
+        </w:rPr>
+      </w:pPr>
+      <w:r>
+        <w:rPr>
+          <w:sz w:val="20"/>
+          <w:szCs w:val="20"/>
+          <w:lang w:val="es-ES_tradnl"/>
+        </w:rPr>
+        <w:t>Fin de flujo alterno.</w:t>
+      </w:r>
+    </w:p>
+    <w:p>
+      <w:pPr>
+        <w:rPr>
+          <w:sz w:val="20"/>
+          <w:szCs w:val="20"/>
+          <w:lang w:val="es-ES_tradnl"/>
+        </w:rPr>
+      </w:pPr>
+    </w:p>
+    <w:p>
+      <w:pPr>
         <w:rPr>
           <w:b/>
           <w:bCs/>
@@ -3493,62 +3532,8 @@
           <w:szCs w:val="20"/>
           <w:lang w:val="es-ES_tradnl"/>
         </w:rPr>
-        <w:t xml:space="preserve">AN02 # 7</w:t>
-      </w:r>
-    </w:p>
-    <w:p>
-      <w:pPr>
-        <w:numPr>
-          <w:ilvl w:val="0"/>
-          <w:numId w:val="31"/>
-        </w:numPr>
-        <w:rPr>
-          <w:sz w:val="20"/>
-          <w:szCs w:val="20"/>
-          <w:lang w:val="es-ES_tradnl"/>
-        </w:rPr>
-      </w:pPr>
-      <w:r>
-        <w:rPr>
-          <w:sz w:val="20"/>
-          <w:szCs w:val="20"/>
-          <w:lang w:val="es-ES_tradnl"/>
-        </w:rPr>
-        <w:t xml:space="preserve">El sistema retorna al paso 4 del flujo alterno, para corregir.</w:t>
-      </w:r>
-    </w:p>
-    <w:p>
-      <w:pPr>
-        <w:numPr>
-          <w:ilvl w:val="0"/>
-          <w:numId w:val="31"/>
-        </w:numPr>
-        <w:rPr>
-          <w:sz w:val="20"/>
-          <w:szCs w:val="20"/>
-          <w:lang w:val="es-ES_tradnl"/>
-        </w:rPr>
-      </w:pPr>
-      <w:r>
-        <w:rPr>
-          <w:sz w:val="20"/>
-          <w:szCs w:val="20"/>
-          <w:lang w:val="es-ES_tradnl"/>
-        </w:rPr>
-        <w:t xml:space="preserve">Fin de flujo alterno.</w:t>
-      </w:r>
-    </w:p>
-    <w:p>
-      <w:pPr>
-        <w:rPr>
-          <w:sz w:val="20"/>
-          <w:szCs w:val="20"/>
-          <w:lang w:val="es-ES_tradnl"/>
-        </w:rPr>
-      </w:pPr>
-    </w:p>
-    <w:p>
-      <w:pPr>
+      </w:pPr>
+      <w:r>
         <w:rPr>
           <w:b/>
           <w:bCs/>
@@ -3556,7 +3541,50 @@
           <w:szCs w:val="20"/>
           <w:lang w:val="es-ES_tradnl"/>
         </w:rPr>
-      </w:pPr>
+        <w:t>FA10 Campos obligatorios incompletos</w:t>
+      </w:r>
+    </w:p>
+    <w:p>
+      <w:pPr>
+        <w:numPr>
+          <w:ilvl w:val="0"/>
+          <w:numId w:val="31"/>
+        </w:numPr>
+        <w:rPr>
+          <w:sz w:val="20"/>
+          <w:szCs w:val="20"/>
+          <w:lang w:val="es-ES_tradnl"/>
+        </w:rPr>
+      </w:pPr>
+      <w:r>
+        <w:rPr>
+          <w:sz w:val="20"/>
+          <w:szCs w:val="20"/>
+          <w:lang w:val="es-ES_tradnl"/>
+        </w:rPr>
+        <w:t>El sistema valida que las observaciones hayan sido ingresadas.</w:t>
+      </w:r>
+    </w:p>
+    <w:p>
+      <w:pPr>
+        <w:numPr>
+          <w:ilvl w:val="0"/>
+          <w:numId w:val="31"/>
+        </w:numPr>
+        <w:rPr>
+          <w:sz w:val="20"/>
+          <w:szCs w:val="20"/>
+          <w:lang w:val="es-ES_tradnl"/>
+        </w:rPr>
+      </w:pPr>
+      <w:r>
+        <w:rPr>
+          <w:sz w:val="20"/>
+          <w:szCs w:val="20"/>
+          <w:lang w:val="es-ES_tradnl"/>
+        </w:rPr>
+        <w:t xml:space="preserve">El sistema muestra el mensaje de error. </w:t>
+      </w:r>
       <w:r>
         <w:rPr>
           <w:b/>
@@ -3565,51 +3593,62 @@
           <w:szCs w:val="20"/>
           <w:lang w:val="es-ES_tradnl"/>
         </w:rPr>
-        <w:t xml:space="preserve">FA11 Seguimiento del caso</w:t>
-      </w:r>
-    </w:p>
-    <w:p>
-      <w:pPr>
-        <w:numPr>
-          <w:ilvl w:val="0"/>
-          <w:numId w:val="32"/>
-        </w:numPr>
-        <w:rPr>
-          <w:sz w:val="20"/>
-          <w:szCs w:val="20"/>
-          <w:lang w:val="es-ES_tradnl"/>
-        </w:rPr>
-      </w:pPr>
-      <w:r>
-        <w:rPr>
-          <w:sz w:val="20"/>
-          <w:szCs w:val="20"/>
-          <w:lang w:val="es-ES_tradnl"/>
-        </w:rPr>
-        <w:t xml:space="preserve">El usuario selecciona el menú “Seguimiento del Caso”.</w:t>
-      </w:r>
-    </w:p>
-    <w:p>
-      <w:pPr>
-        <w:numPr>
-          <w:ilvl w:val="0"/>
-          <w:numId w:val="32"/>
-        </w:numPr>
-        <w:rPr>
-          <w:sz w:val="20"/>
-          <w:szCs w:val="20"/>
-          <w:lang w:val="es-ES_tradnl"/>
-        </w:rPr>
-      </w:pPr>
-      <w:r>
-        <w:rPr>
-          <w:sz w:val="20"/>
-          <w:szCs w:val="20"/>
-          <w:lang w:val="es-ES_tradnl"/>
-        </w:rPr>
-        <w:t xml:space="preserve">El sistema muestra el formulario seguimiento del caso. </w:t>
-      </w:r>
-      <w:r>
+        <w:t>AN02 # 7</w:t>
+      </w:r>
+    </w:p>
+    <w:p>
+      <w:pPr>
+        <w:numPr>
+          <w:ilvl w:val="0"/>
+          <w:numId w:val="31"/>
+        </w:numPr>
+        <w:rPr>
+          <w:sz w:val="20"/>
+          <w:szCs w:val="20"/>
+          <w:lang w:val="es-ES_tradnl"/>
+        </w:rPr>
+      </w:pPr>
+      <w:r>
+        <w:rPr>
+          <w:sz w:val="20"/>
+          <w:szCs w:val="20"/>
+          <w:lang w:val="es-ES_tradnl"/>
+        </w:rPr>
+        <w:t>El sistema retorna al paso 4 del flujo alterno, para corregir.</w:t>
+      </w:r>
+    </w:p>
+    <w:p>
+      <w:pPr>
+        <w:numPr>
+          <w:ilvl w:val="0"/>
+          <w:numId w:val="31"/>
+        </w:numPr>
+        <w:rPr>
+          <w:sz w:val="20"/>
+          <w:szCs w:val="20"/>
+          <w:lang w:val="es-ES_tradnl"/>
+        </w:rPr>
+      </w:pPr>
+      <w:r>
+        <w:rPr>
+          <w:sz w:val="20"/>
+          <w:szCs w:val="20"/>
+          <w:lang w:val="es-ES_tradnl"/>
+        </w:rPr>
+        <w:t>Fin de flujo alterno.</w:t>
+      </w:r>
+    </w:p>
+    <w:p>
+      <w:pPr>
+        <w:rPr>
+          <w:sz w:val="20"/>
+          <w:szCs w:val="20"/>
+          <w:lang w:val="es-ES_tradnl"/>
+        </w:rPr>
+      </w:pPr>
+    </w:p>
+    <w:p>
+      <w:pPr>
         <w:rPr>
           <w:b/>
           <w:bCs/>
@@ -3617,29 +3656,7 @@
           <w:szCs w:val="20"/>
           <w:lang w:val="es-ES_tradnl"/>
         </w:rPr>
-        <w:t xml:space="preserve">RN37</w:t>
-      </w:r>
-    </w:p>
-    <w:p>
-      <w:pPr>
-        <w:numPr>
-          <w:ilvl w:val="0"/>
-          <w:numId w:val="32"/>
-        </w:numPr>
-        <w:rPr>
-          <w:sz w:val="20"/>
-          <w:szCs w:val="20"/>
-          <w:lang w:val="es-ES_tradnl"/>
-        </w:rPr>
-      </w:pPr>
-      <w:r>
-        <w:rPr>
-          <w:sz w:val="20"/>
-          <w:szCs w:val="20"/>
-          <w:lang w:val="es-ES_tradnl"/>
-        </w:rPr>
-        <w:t xml:space="preserve">El usuario ingresa el código de seguimiento y selecciona el botón “Buscar”. </w:t>
-      </w:r>
+      </w:pPr>
       <w:r>
         <w:rPr>
           <w:b/>
@@ -3648,7 +3665,7 @@
           <w:szCs w:val="20"/>
           <w:lang w:val="es-ES_tradnl"/>
         </w:rPr>
-        <w:t xml:space="preserve">FA11-A</w:t>
+        <w:t>FA11 Seguimiento del caso</w:t>
       </w:r>
     </w:p>
     <w:p>
@@ -3669,7 +3686,28 @@
           <w:szCs w:val="20"/>
           <w:lang w:val="es-ES_tradnl"/>
         </w:rPr>
-        <w:t xml:space="preserve">El sistema muestra el expediente consolidado del caso: sus datos, la decisión del Auxiliar, las observaciones registradas, las actividades del Técnico, los documentos generados y el historial de cambios. </w:t>
+        <w:t>El usuario selecciona el menú “Seguimiento del Caso”.</w:t>
+      </w:r>
+    </w:p>
+    <w:p>
+      <w:pPr>
+        <w:numPr>
+          <w:ilvl w:val="0"/>
+          <w:numId w:val="32"/>
+        </w:numPr>
+        <w:rPr>
+          <w:sz w:val="20"/>
+          <w:szCs w:val="20"/>
+          <w:lang w:val="es-ES_tradnl"/>
+        </w:rPr>
+      </w:pPr>
+      <w:r>
+        <w:rPr>
+          <w:sz w:val="20"/>
+          <w:szCs w:val="20"/>
+          <w:lang w:val="es-ES_tradnl"/>
+        </w:rPr>
+        <w:t xml:space="preserve">El usuario ingresa el código de seguimiento y selecciona el botón “Buscar”. </w:t>
       </w:r>
       <w:r>
         <w:rPr>
@@ -3679,7 +3717,7 @@
           <w:szCs w:val="20"/>
           <w:lang w:val="es-ES_tradnl"/>
         </w:rPr>
-        <w:t xml:space="preserve">RN37</w:t>
+        <w:t>FA11-A</w:t>
       </w:r>
     </w:p>
     <w:p>
@@ -3700,62 +3738,9 @@
           <w:szCs w:val="20"/>
           <w:lang w:val="es-ES_tradnl"/>
         </w:rPr>
-        <w:t xml:space="preserve">El sistema muestra el expediente en modo de solo lectura, sin permitir modificar ningún dato.</w:t>
-      </w:r>
-    </w:p>
-    <w:p>
-      <w:pPr>
-        <w:numPr>
-          <w:ilvl w:val="0"/>
-          <w:numId w:val="32"/>
-        </w:numPr>
-        <w:rPr>
-          <w:sz w:val="20"/>
-          <w:szCs w:val="20"/>
-          <w:lang w:val="es-ES_tradnl"/>
-        </w:rPr>
-      </w:pPr>
-      <w:r>
-        <w:rPr>
-          <w:sz w:val="20"/>
-          <w:szCs w:val="20"/>
-          <w:lang w:val="es-ES_tradnl"/>
-        </w:rPr>
-        <w:t xml:space="preserve">El sistema retorna al paso 4 del flujo básico.</w:t>
-      </w:r>
-    </w:p>
-    <w:p>
-      <w:pPr>
-        <w:numPr>
-          <w:ilvl w:val="0"/>
-          <w:numId w:val="32"/>
-        </w:numPr>
-        <w:rPr>
-          <w:sz w:val="20"/>
-          <w:szCs w:val="20"/>
-          <w:lang w:val="es-ES_tradnl"/>
-        </w:rPr>
-      </w:pPr>
-      <w:r>
-        <w:rPr>
-          <w:sz w:val="20"/>
-          <w:szCs w:val="20"/>
-          <w:lang w:val="es-ES_tradnl"/>
-        </w:rPr>
-        <w:t xml:space="preserve">Fin de flujo alterno.</w:t>
-      </w:r>
-    </w:p>
-    <w:p>
-      <w:pPr>
-        <w:rPr>
-          <w:sz w:val="20"/>
-          <w:szCs w:val="20"/>
-          <w:lang w:val="es-ES_tradnl"/>
-        </w:rPr>
-      </w:pPr>
-    </w:p>
-    <w:p>
-      <w:pPr>
+        <w:t xml:space="preserve">El sistema muestra el formulario seguimiento del caso. </w:t>
+      </w:r>
+      <w:r>
         <w:rPr>
           <w:b/>
           <w:bCs/>
@@ -3763,8 +3748,83 @@
           <w:szCs w:val="20"/>
           <w:lang w:val="es-ES_tradnl"/>
         </w:rPr>
-      </w:pPr>
-      <w:r>
+        <w:t>RN37</w:t>
+      </w:r>
+    </w:p>
+    <w:p>
+      <w:pPr>
+        <w:numPr>
+          <w:ilvl w:val="0"/>
+          <w:numId w:val="32"/>
+        </w:numPr>
+        <w:rPr>
+          <w:sz w:val="20"/>
+          <w:szCs w:val="20"/>
+          <w:lang w:val="es-ES_tradnl"/>
+        </w:rPr>
+      </w:pPr>
+      <w:r>
+        <w:rPr>
+          <w:sz w:val="20"/>
+          <w:szCs w:val="20"/>
+          <w:lang w:val="es-ES_tradnl"/>
+        </w:rPr>
+        <w:t>El sistema muestra el expediente en modo de solo lectura, sin permitir modificar ningún dato.</w:t>
+      </w:r>
+    </w:p>
+    <w:p>
+      <w:pPr>
+        <w:numPr>
+          <w:ilvl w:val="0"/>
+          <w:numId w:val="32"/>
+        </w:numPr>
+        <w:rPr>
+          <w:sz w:val="20"/>
+          <w:szCs w:val="20"/>
+          <w:lang w:val="es-ES_tradnl"/>
+        </w:rPr>
+      </w:pPr>
+      <w:r>
+        <w:rPr>
+          <w:sz w:val="20"/>
+          <w:szCs w:val="20"/>
+          <w:lang w:val="es-ES_tradnl"/>
+        </w:rPr>
+        <w:t>El sistema retorna al paso 4 del flujo básico.</w:t>
+      </w:r>
+    </w:p>
+    <w:p>
+      <w:pPr>
+        <w:numPr>
+          <w:ilvl w:val="0"/>
+          <w:numId w:val="32"/>
+        </w:numPr>
+        <w:rPr>
+          <w:sz w:val="20"/>
+          <w:szCs w:val="20"/>
+          <w:lang w:val="es-ES_tradnl"/>
+        </w:rPr>
+      </w:pPr>
+      <w:r>
+        <w:rPr>
+          <w:sz w:val="20"/>
+          <w:szCs w:val="20"/>
+          <w:lang w:val="es-ES_tradnl"/>
+        </w:rPr>
+        <w:t>Fin de flujo alterno.</w:t>
+      </w:r>
+    </w:p>
+    <w:p>
+      <w:pPr>
+        <w:rPr>
+          <w:sz w:val="20"/>
+          <w:szCs w:val="20"/>
+          <w:lang w:val="es-ES_tradnl"/>
+        </w:rPr>
+      </w:pPr>
+    </w:p>
+    <w:p>
+      <w:pPr>
         <w:rPr>
           <w:b/>
           <w:bCs/>
@@ -3772,50 +3832,7 @@
           <w:szCs w:val="20"/>
           <w:lang w:val="es-ES_tradnl"/>
         </w:rPr>
-        <w:t xml:space="preserve">FA11-A Caso no encontrado en el seguimiento</w:t>
-      </w:r>
-    </w:p>
-    <w:p>
-      <w:pPr>
-        <w:numPr>
-          <w:ilvl w:val="0"/>
-          <w:numId w:val="33"/>
-        </w:numPr>
-        <w:rPr>
-          <w:sz w:val="20"/>
-          <w:szCs w:val="20"/>
-          <w:lang w:val="es-ES_tradnl"/>
-        </w:rPr>
-      </w:pPr>
-      <w:r>
-        <w:rPr>
-          <w:sz w:val="20"/>
-          <w:szCs w:val="20"/>
-          <w:lang w:val="es-ES_tradnl"/>
-        </w:rPr>
-        <w:t xml:space="preserve">El sistema valida que exista un caso con el código ingresado.</w:t>
-      </w:r>
-    </w:p>
-    <w:p>
-      <w:pPr>
-        <w:numPr>
-          <w:ilvl w:val="0"/>
-          <w:numId w:val="33"/>
-        </w:numPr>
-        <w:rPr>
-          <w:sz w:val="20"/>
-          <w:szCs w:val="20"/>
-          <w:lang w:val="es-ES_tradnl"/>
-        </w:rPr>
-      </w:pPr>
-      <w:r>
-        <w:rPr>
-          <w:sz w:val="20"/>
-          <w:szCs w:val="20"/>
-          <w:lang w:val="es-ES_tradnl"/>
-        </w:rPr>
-        <w:t xml:space="preserve">El sistema muestra el mensaje de error. </w:t>
-      </w:r>
+      </w:pPr>
       <w:r>
         <w:rPr>
           <w:b/>
@@ -3824,7 +3841,7 @@
           <w:szCs w:val="20"/>
           <w:lang w:val="es-ES_tradnl"/>
         </w:rPr>
-        <w:t xml:space="preserve">AN02 # 24</w:t>
+        <w:t>FA11-A Caso no encontrado en el seguimiento</w:t>
       </w:r>
     </w:p>
     <w:p>
@@ -3845,7 +3862,7 @@
           <w:szCs w:val="20"/>
           <w:lang w:val="es-ES_tradnl"/>
         </w:rPr>
-        <w:t xml:space="preserve">El sistema retorna al paso 3 del flujo alterno FA11, para corregir.</w:t>
+        <w:t>El sistema valida que exista un caso con el código ingresado.</w:t>
       </w:r>
     </w:p>
     <w:p>
@@ -3866,7 +3883,59 @@
           <w:szCs w:val="20"/>
           <w:lang w:val="es-ES_tradnl"/>
         </w:rPr>
-        <w:t xml:space="preserve">Fin de flujo alterno.</w:t>
+        <w:t xml:space="preserve">El sistema muestra el mensaje de error. </w:t>
+      </w:r>
+      <w:r>
+        <w:rPr>
+          <w:b/>
+          <w:bCs/>
+          <w:sz w:val="20"/>
+          <w:szCs w:val="20"/>
+          <w:lang w:val="es-ES_tradnl"/>
+        </w:rPr>
+        <w:t>AN02 # 24</w:t>
+      </w:r>
+    </w:p>
+    <w:p>
+      <w:pPr>
+        <w:numPr>
+          <w:ilvl w:val="0"/>
+          <w:numId w:val="33"/>
+        </w:numPr>
+        <w:rPr>
+          <w:sz w:val="20"/>
+          <w:szCs w:val="20"/>
+          <w:lang w:val="es-ES_tradnl"/>
+        </w:rPr>
+      </w:pPr>
+      <w:r>
+        <w:rPr>
+          <w:sz w:val="20"/>
+          <w:szCs w:val="20"/>
+          <w:lang w:val="es-ES_tradnl"/>
+        </w:rPr>
+        <w:t>El sistema retorna al paso 3 del flujo alterno FA11, para corregir.</w:t>
+      </w:r>
+    </w:p>
+    <w:p>
+      <w:pPr>
+        <w:numPr>
+          <w:ilvl w:val="0"/>
+          <w:numId w:val="33"/>
+        </w:numPr>
+        <w:rPr>
+          <w:sz w:val="20"/>
+          <w:szCs w:val="20"/>
+          <w:lang w:val="es-ES_tradnl"/>
+        </w:rPr>
+      </w:pPr>
+      <w:r>
+        <w:rPr>
+          <w:sz w:val="20"/>
+          <w:szCs w:val="20"/>
+          <w:lang w:val="es-ES_tradnl"/>
+        </w:rPr>
+        <w:t>Fin de flujo alterno.</w:t>
       </w:r>
     </w:p>
     <w:p>
@@ -3888,7 +3957,6 @@
           <w:szCs w:val="24"/>
           <w:lang w:val="es-ES_tradnl"/>
         </w:rPr>
-        <w:lastRenderedPageBreak/>
         <w:t>Postcondiciones</w:t>
       </w:r>
     </w:p>
@@ -3908,7 +3976,7 @@
           <w:sz w:val="20"/>
           <w:szCs w:val="20"/>
         </w:rPr>
-        <w:t xml:space="preserve">El caso queda en estado Pendiente de Firma cuando el Supervisor aprueba el reporte de atención.</w:t>
+        <w:t>El caso queda en estado Pendiente de Firma cuando el Supervisor aprueba el reporte de atención.</w:t>
       </w:r>
     </w:p>
     <w:p>
@@ -3927,7 +3995,7 @@
           <w:sz w:val="20"/>
           <w:szCs w:val="20"/>
         </w:rPr>
-        <w:t xml:space="preserve">El caso queda en estado En Atención cuando el Supervisor lo devuelve al Técnico.</w:t>
+        <w:t>El caso queda en estado En Atención cuando el Supervisor lo devuelve al Técnico.</w:t>
       </w:r>
     </w:p>
     <w:p>
@@ -3946,7 +4014,7 @@
           <w:sz w:val="20"/>
           <w:szCs w:val="20"/>
         </w:rPr>
-        <w:t xml:space="preserve">El caso queda en estado Rechazado o Requiere Ampliación cuando el Supervisor aprueba el rechazo del Auxiliar.</w:t>
+        <w:t>El caso queda en estado Rechazado o Requiere Ampliación cuando el Supervisor aprueba el rechazo del Auxiliar.</w:t>
       </w:r>
     </w:p>
     <w:p>
@@ -3965,7 +4033,7 @@
           <w:sz w:val="20"/>
           <w:szCs w:val="20"/>
         </w:rPr>
-        <w:t xml:space="preserve">El caso queda en estado En Revisión cuando el Supervisor no aprueba el rechazo del Auxiliar.</w:t>
+        <w:t>El caso queda en estado En Revisión cuando el Supervisor no aprueba el rechazo del Auxiliar.</w:t>
       </w:r>
     </w:p>
     <w:p>
@@ -3984,7 +4052,7 @@
           <w:sz w:val="20"/>
           <w:szCs w:val="20"/>
         </w:rPr>
-        <w:t xml:space="preserve">El reporte de supervisión queda registrado y asociado al expediente del caso.</w:t>
+        <w:t>El reporte de supervisión queda registrado y asociado al expediente del caso.</w:t>
       </w:r>
     </w:p>
     <w:p>
@@ -4003,7 +4071,7 @@
           <w:sz w:val="20"/>
           <w:szCs w:val="20"/>
         </w:rPr>
-        <w:t xml:space="preserve">El sistema registra en bitácora la decisión del Supervisor.</w:t>
+        <w:t>El sistema registra en bitácora la decisión del Supervisor.</w:t>
       </w:r>
     </w:p>
     <w:p>
@@ -4060,7 +4128,7 @@
           <w:sz w:val="20"/>
           <w:szCs w:val="20"/>
         </w:rPr>
-        <w:t xml:space="preserve">El formulario deberá utilizar conexión segura HTTPS.</w:t>
+        <w:t>El formulario deberá utilizar conexión segura HTTPS.</w:t>
       </w:r>
     </w:p>
     <w:p>
@@ -4079,7 +4147,7 @@
           <w:sz w:val="20"/>
           <w:szCs w:val="20"/>
         </w:rPr>
-        <w:t xml:space="preserve">El reporte de supervisión deberá generarse en formato PDF.</w:t>
+        <w:t>El reporte de supervisión deberá generarse en formato PDF.</w:t>
       </w:r>
     </w:p>
     <w:p>
@@ -4098,7 +4166,7 @@
           <w:sz w:val="20"/>
           <w:szCs w:val="20"/>
         </w:rPr>
-        <w:t xml:space="preserve">El Supervisor únicamente podrá consultar y resolver los casos de su propio departamento.</w:t>
+        <w:t>El Supervisor únicamente podrá consultar y resolver los casos de su propio departamento.</w:t>
       </w:r>
     </w:p>
     <w:p>
@@ -4956,6 +5024,92 @@
     </w:lvl>
   </w:abstractNum>
   <w:abstractNum w:abstractNumId="5" w15:restartNumberingAfterBreak="0">
+    <w:nsid w:val="1290DE97"/>
+    <w:multiLevelType w:val="hybridMultilevel"/>
+    <w:tmpl w:val="05863FEC"/>
+    <w:lvl w:ilvl="0" w:tplc="100A000F">
+      <w:start w:val="1"/>
+      <w:numFmt w:val="decimal"/>
+      <w:lvlText w:val="%1."/>
+      <w:lvlJc w:val="left"/>
+      <w:pPr>
+        <w:ind w:left="720" w:hanging="360"/>
+      </w:pPr>
+    </w:lvl>
+    <w:lvl w:ilvl="1" w:tplc="100A0019" w:tentative="1">
+      <w:start w:val="1"/>
+      <w:numFmt w:val="lowerLetter"/>
+      <w:lvlText w:val="%2."/>
+      <w:lvlJc w:val="left"/>
+      <w:pPr>
+        <w:ind w:left="1440" w:hanging="360"/>
+      </w:pPr>
+    </w:lvl>
+    <w:lvl w:ilvl="2" w:tplc="100A001B" w:tentative="1">
+      <w:start w:val="1"/>
+      <w:numFmt w:val="lowerRoman"/>
+      <w:lvlText w:val="%3."/>
+      <w:lvlJc w:val="right"/>
+      <w:pPr>
+        <w:ind w:left="2160" w:hanging="180"/>
+      </w:pPr>
+    </w:lvl>
+    <w:lvl w:ilvl="3" w:tplc="100A000F" w:tentative="1">
+      <w:start w:val="1"/>
+      <w:numFmt w:val="decimal"/>
+      <w:lvlText w:val="%4."/>
+      <w:lvlJc w:val="left"/>
+      <w:pPr>
+        <w:ind w:left="2880" w:hanging="360"/>
+      </w:pPr>
+    </w:lvl>
+    <w:lvl w:ilvl="4" w:tplc="100A0019" w:tentative="1">
+      <w:start w:val="1"/>
+      <w:numFmt w:val="lowerLetter"/>
+      <w:lvlText w:val="%5."/>
+      <w:lvlJc w:val="left"/>
+      <w:pPr>
+        <w:ind w:left="3600" w:hanging="360"/>
+      </w:pPr>
+    </w:lvl>
+    <w:lvl w:ilvl="5" w:tplc="100A001B" w:tentative="1">
+      <w:start w:val="1"/>
+      <w:numFmt w:val="lowerRoman"/>
+      <w:lvlText w:val="%6."/>
+      <w:lvlJc w:val="right"/>
+      <w:pPr>
+        <w:ind w:left="4320" w:hanging="180"/>
+      </w:pPr>
+    </w:lvl>
+    <w:lvl w:ilvl="6" w:tplc="100A000F" w:tentative="1">
+      <w:start w:val="1"/>
+      <w:numFmt w:val="decimal"/>
+      <w:lvlText w:val="%7."/>
+      <w:lvlJc w:val="left"/>
+      <w:pPr>
+        <w:ind w:left="5040" w:hanging="360"/>
+      </w:pPr>
+    </w:lvl>
+    <w:lvl w:ilvl="7" w:tplc="100A0019" w:tentative="1">
+      <w:start w:val="1"/>
+      <w:numFmt w:val="lowerLetter"/>
+      <w:lvlText w:val="%8."/>
+      <w:lvlJc w:val="left"/>
+      <w:pPr>
+        <w:ind w:left="5760" w:hanging="360"/>
+      </w:pPr>
+    </w:lvl>
+    <w:lvl w:ilvl="8" w:tplc="100A001B" w:tentative="1">
+      <w:start w:val="1"/>
+      <w:numFmt w:val="lowerRoman"/>
+      <w:lvlText w:val="%9."/>
+      <w:lvlJc w:val="right"/>
+      <w:pPr>
+        <w:ind w:left="6480" w:hanging="180"/>
+      </w:pPr>
+    </w:lvl>
+  </w:abstractNum>
+  <w:abstractNum w:abstractNumId="6" w15:restartNumberingAfterBreak="0">
     <w:nsid w:val="14EA0875"/>
     <w:multiLevelType w:val="multilevel"/>
     <w:tmpl w:val="100A001F"/>
@@ -5041,7 +5195,7 @@
       </w:pPr>
     </w:lvl>
   </w:abstractNum>
-  <w:abstractNum w:abstractNumId="6" w15:restartNumberingAfterBreak="0">
+  <w:abstractNum w:abstractNumId="7" w15:restartNumberingAfterBreak="0">
     <w:nsid w:val="17A123E1"/>
     <w:multiLevelType w:val="hybridMultilevel"/>
     <w:tmpl w:val="7174DD04"/>
@@ -5127,7 +5281,7 @@
       </w:pPr>
     </w:lvl>
   </w:abstractNum>
-  <w:abstractNum w:abstractNumId="7" w15:restartNumberingAfterBreak="0">
+  <w:abstractNum w:abstractNumId="8" w15:restartNumberingAfterBreak="0">
     <w:nsid w:val="19127582"/>
     <w:multiLevelType w:val="hybridMultilevel"/>
     <w:tmpl w:val="9D2C374C"/>
@@ -5213,7 +5367,7 @@
       </w:pPr>
     </w:lvl>
   </w:abstractNum>
-  <w:abstractNum w:abstractNumId="8" w15:restartNumberingAfterBreak="0">
+  <w:abstractNum w:abstractNumId="9" w15:restartNumberingAfterBreak="0">
     <w:nsid w:val="1F390D10"/>
     <w:multiLevelType w:val="singleLevel"/>
     <w:tmpl w:val="4D90F492"/>
@@ -5228,7 +5382,93 @@
       </w:pPr>
     </w:lvl>
   </w:abstractNum>
-  <w:abstractNum w:abstractNumId="9" w15:restartNumberingAfterBreak="0">
+  <w:abstractNum w:abstractNumId="10" w15:restartNumberingAfterBreak="0">
+    <w:nsid w:val="2CAC94EF"/>
+    <w:multiLevelType w:val="hybridMultilevel"/>
+    <w:tmpl w:val="05863FEC"/>
+    <w:lvl w:ilvl="0" w:tplc="100A000F">
+      <w:start w:val="1"/>
+      <w:numFmt w:val="decimal"/>
+      <w:lvlText w:val="%1."/>
+      <w:lvlJc w:val="left"/>
+      <w:pPr>
+        <w:ind w:left="720" w:hanging="360"/>
+      </w:pPr>
+    </w:lvl>
+    <w:lvl w:ilvl="1" w:tplc="100A0019" w:tentative="1">
+      <w:start w:val="1"/>
+      <w:numFmt w:val="lowerLetter"/>
+      <w:lvlText w:val="%2."/>
+      <w:lvlJc w:val="left"/>
+      <w:pPr>
+        <w:ind w:left="1440" w:hanging="360"/>
+      </w:pPr>
+    </w:lvl>
+    <w:lvl w:ilvl="2" w:tplc="100A001B" w:tentative="1">
+      <w:start w:val="1"/>
+      <w:numFmt w:val="lowerRoman"/>
+      <w:lvlText w:val="%3."/>
+      <w:lvlJc w:val="right"/>
+      <w:pPr>
+        <w:ind w:left="2160" w:hanging="180"/>
+      </w:pPr>
+    </w:lvl>
+    <w:lvl w:ilvl="3" w:tplc="100A000F" w:tentative="1">
+      <w:start w:val="1"/>
+      <w:numFmt w:val="decimal"/>
+      <w:lvlText w:val="%4."/>
+      <w:lvlJc w:val="left"/>
+      <w:pPr>
+        <w:ind w:left="2880" w:hanging="360"/>
+      </w:pPr>
+    </w:lvl>
+    <w:lvl w:ilvl="4" w:tplc="100A0019" w:tentative="1">
+      <w:start w:val="1"/>
+      <w:numFmt w:val="lowerLetter"/>
+      <w:lvlText w:val="%5."/>
+      <w:lvlJc w:val="left"/>
+      <w:pPr>
+        <w:ind w:left="3600" w:hanging="360"/>
+      </w:pPr>
+    </w:lvl>
+    <w:lvl w:ilvl="5" w:tplc="100A001B" w:tentative="1">
+      <w:start w:val="1"/>
+      <w:numFmt w:val="lowerRoman"/>
+      <w:lvlText w:val="%6."/>
+      <w:lvlJc w:val="right"/>
+      <w:pPr>
+        <w:ind w:left="4320" w:hanging="180"/>
+      </w:pPr>
+    </w:lvl>
+    <w:lvl w:ilvl="6" w:tplc="100A000F" w:tentative="1">
+      <w:start w:val="1"/>
+      <w:numFmt w:val="decimal"/>
+      <w:lvlText w:val="%7."/>
+      <w:lvlJc w:val="left"/>
+      <w:pPr>
+        <w:ind w:left="5040" w:hanging="360"/>
+      </w:pPr>
+    </w:lvl>
+    <w:lvl w:ilvl="7" w:tplc="100A0019" w:tentative="1">
+      <w:start w:val="1"/>
+      <w:numFmt w:val="lowerLetter"/>
+      <w:lvlText w:val="%8."/>
+      <w:lvlJc w:val="left"/>
+      <w:pPr>
+        <w:ind w:left="5760" w:hanging="360"/>
+      </w:pPr>
+    </w:lvl>
+    <w:lvl w:ilvl="8" w:tplc="100A001B" w:tentative="1">
+      <w:start w:val="1"/>
+      <w:numFmt w:val="lowerRoman"/>
+      <w:lvlText w:val="%9."/>
+      <w:lvlJc w:val="right"/>
+      <w:pPr>
+        <w:ind w:left="6480" w:hanging="180"/>
+      </w:pPr>
+    </w:lvl>
+  </w:abstractNum>
+  <w:abstractNum w:abstractNumId="11" w15:restartNumberingAfterBreak="0">
     <w:nsid w:val="2EAD69B2"/>
     <w:multiLevelType w:val="singleLevel"/>
     <w:tmpl w:val="4D90F492"/>
@@ -5243,7 +5483,93 @@
       </w:pPr>
     </w:lvl>
   </w:abstractNum>
-  <w:abstractNum w:abstractNumId="10" w15:restartNumberingAfterBreak="0">
+  <w:abstractNum w:abstractNumId="12" w15:restartNumberingAfterBreak="0">
+    <w:nsid w:val="35B40871"/>
+    <w:multiLevelType w:val="hybridMultilevel"/>
+    <w:tmpl w:val="05863FEC"/>
+    <w:lvl w:ilvl="0" w:tplc="100A000F">
+      <w:start w:val="1"/>
+      <w:numFmt w:val="decimal"/>
+      <w:lvlText w:val="%1."/>
+      <w:lvlJc w:val="left"/>
+      <w:pPr>
+        <w:ind w:left="720" w:hanging="360"/>
+      </w:pPr>
+    </w:lvl>
+    <w:lvl w:ilvl="1" w:tplc="100A0019" w:tentative="1">
+      <w:start w:val="1"/>
+      <w:numFmt w:val="lowerLetter"/>
+      <w:lvlText w:val="%2."/>
+      <w:lvlJc w:val="left"/>
+      <w:pPr>
+        <w:ind w:left="1440" w:hanging="360"/>
+      </w:pPr>
+    </w:lvl>
+    <w:lvl w:ilvl="2" w:tplc="100A001B" w:tentative="1">
+      <w:start w:val="1"/>
+      <w:numFmt w:val="lowerRoman"/>
+      <w:lvlText w:val="%3."/>
+      <w:lvlJc w:val="right"/>
+      <w:pPr>
+        <w:ind w:left="2160" w:hanging="180"/>
+      </w:pPr>
+    </w:lvl>
+    <w:lvl w:ilvl="3" w:tplc="100A000F" w:tentative="1">
+      <w:start w:val="1"/>
+      <w:numFmt w:val="decimal"/>
+      <w:lvlText w:val="%4."/>
+      <w:lvlJc w:val="left"/>
+      <w:pPr>
+        <w:ind w:left="2880" w:hanging="360"/>
+      </w:pPr>
+    </w:lvl>
+    <w:lvl w:ilvl="4" w:tplc="100A0019" w:tentative="1">
+      <w:start w:val="1"/>
+      <w:numFmt w:val="lowerLetter"/>
+      <w:lvlText w:val="%5."/>
+      <w:lvlJc w:val="left"/>
+      <w:pPr>
+        <w:ind w:left="3600" w:hanging="360"/>
+      </w:pPr>
+    </w:lvl>
+    <w:lvl w:ilvl="5" w:tplc="100A001B" w:tentative="1">
+      <w:start w:val="1"/>
+      <w:numFmt w:val="lowerRoman"/>
+      <w:lvlText w:val="%6."/>
+      <w:lvlJc w:val="right"/>
+      <w:pPr>
+        <w:ind w:left="4320" w:hanging="180"/>
+      </w:pPr>
+    </w:lvl>
+    <w:lvl w:ilvl="6" w:tplc="100A000F" w:tentative="1">
+      <w:start w:val="1"/>
+      <w:numFmt w:val="decimal"/>
+      <w:lvlText w:val="%7."/>
+      <w:lvlJc w:val="left"/>
+      <w:pPr>
+        <w:ind w:left="5040" w:hanging="360"/>
+      </w:pPr>
+    </w:lvl>
+    <w:lvl w:ilvl="7" w:tplc="100A0019" w:tentative="1">
+      <w:start w:val="1"/>
+      <w:numFmt w:val="lowerLetter"/>
+      <w:lvlText w:val="%8."/>
+      <w:lvlJc w:val="left"/>
+      <w:pPr>
+        <w:ind w:left="5760" w:hanging="360"/>
+      </w:pPr>
+    </w:lvl>
+    <w:lvl w:ilvl="8" w:tplc="100A001B" w:tentative="1">
+      <w:start w:val="1"/>
+      <w:numFmt w:val="lowerRoman"/>
+      <w:lvlText w:val="%9."/>
+      <w:lvlJc w:val="right"/>
+      <w:pPr>
+        <w:ind w:left="6480" w:hanging="180"/>
+      </w:pPr>
+    </w:lvl>
+  </w:abstractNum>
+  <w:abstractNum w:abstractNumId="13" w15:restartNumberingAfterBreak="0">
     <w:nsid w:val="3A0A5BE7"/>
     <w:multiLevelType w:val="hybridMultilevel"/>
     <w:tmpl w:val="0AA0074A"/>
@@ -5332,7 +5658,7 @@
       </w:pPr>
     </w:lvl>
   </w:abstractNum>
-  <w:abstractNum w:abstractNumId="11" w15:restartNumberingAfterBreak="0">
+  <w:abstractNum w:abstractNumId="14" w15:restartNumberingAfterBreak="0">
     <w:nsid w:val="3D216DD9"/>
     <w:multiLevelType w:val="hybridMultilevel"/>
     <w:tmpl w:val="61B6E42C"/>
@@ -5421,7 +5747,7 @@
       </w:pPr>
     </w:lvl>
   </w:abstractNum>
-  <w:abstractNum w:abstractNumId="12" w15:restartNumberingAfterBreak="0">
+  <w:abstractNum w:abstractNumId="15" w15:restartNumberingAfterBreak="0">
     <w:nsid w:val="3D441E1C"/>
     <w:multiLevelType w:val="multilevel"/>
     <w:tmpl w:val="0409001F"/>
@@ -5510,7 +5836,7 @@
       </w:pPr>
     </w:lvl>
   </w:abstractNum>
-  <w:abstractNum w:abstractNumId="13" w15:restartNumberingAfterBreak="0">
+  <w:abstractNum w:abstractNumId="16" w15:restartNumberingAfterBreak="0">
     <w:nsid w:val="433C1667"/>
     <w:multiLevelType w:val="hybridMultilevel"/>
     <w:tmpl w:val="29CCE532"/>
@@ -5596,7 +5922,7 @@
       </w:pPr>
     </w:lvl>
   </w:abstractNum>
-  <w:abstractNum w:abstractNumId="14" w15:restartNumberingAfterBreak="0">
+  <w:abstractNum w:abstractNumId="17" w15:restartNumberingAfterBreak="0">
     <w:nsid w:val="468E7701"/>
     <w:multiLevelType w:val="multilevel"/>
     <w:tmpl w:val="85A0DEC6"/>
@@ -5745,7 +6071,7 @@
       </w:rPr>
     </w:lvl>
   </w:abstractNum>
-  <w:abstractNum w:abstractNumId="15" w15:restartNumberingAfterBreak="0">
+  <w:abstractNum w:abstractNumId="18" w15:restartNumberingAfterBreak="0">
     <w:nsid w:val="47571CF2"/>
     <w:multiLevelType w:val="hybridMultilevel"/>
     <w:tmpl w:val="FEBADBA0"/>
@@ -5831,7 +6157,7 @@
       </w:pPr>
     </w:lvl>
   </w:abstractNum>
-  <w:abstractNum w:abstractNumId="16" w15:restartNumberingAfterBreak="0">
+  <w:abstractNum w:abstractNumId="19" w15:restartNumberingAfterBreak="0">
     <w:nsid w:val="4E5005E9"/>
     <w:multiLevelType w:val="hybridMultilevel"/>
     <w:tmpl w:val="97AAC656"/>
@@ -5920,7 +6246,7 @@
       </w:pPr>
     </w:lvl>
   </w:abstractNum>
-  <w:abstractNum w:abstractNumId="17" w15:restartNumberingAfterBreak="0">
+  <w:abstractNum w:abstractNumId="20" w15:restartNumberingAfterBreak="0">
     <w:nsid w:val="5C8A5CBA"/>
     <w:multiLevelType w:val="hybridMultilevel"/>
     <w:tmpl w:val="05863FEC"/>
@@ -6006,7 +6332,179 @@
       </w:pPr>
     </w:lvl>
   </w:abstractNum>
-  <w:abstractNum w:abstractNumId="18" w15:restartNumberingAfterBreak="0">
+  <w:abstractNum w:abstractNumId="21" w15:restartNumberingAfterBreak="0">
+    <w:nsid w:val="62811539"/>
+    <w:multiLevelType w:val="hybridMultilevel"/>
+    <w:tmpl w:val="05863FEC"/>
+    <w:lvl w:ilvl="0" w:tplc="100A000F">
+      <w:start w:val="1"/>
+      <w:numFmt w:val="decimal"/>
+      <w:lvlText w:val="%1."/>
+      <w:lvlJc w:val="left"/>
+      <w:pPr>
+        <w:ind w:left="720" w:hanging="360"/>
+      </w:pPr>
+    </w:lvl>
+    <w:lvl w:ilvl="1" w:tplc="100A0019">
+      <w:start w:val="1"/>
+      <w:numFmt w:val="lowerLetter"/>
+      <w:lvlText w:val="%2."/>
+      <w:lvlJc w:val="left"/>
+      <w:pPr>
+        <w:ind w:left="1440" w:hanging="360"/>
+      </w:pPr>
+    </w:lvl>
+    <w:lvl w:ilvl="2" w:tplc="100A001B" w:tentative="1">
+      <w:start w:val="1"/>
+      <w:numFmt w:val="lowerRoman"/>
+      <w:lvlText w:val="%3."/>
+      <w:lvlJc w:val="right"/>
+      <w:pPr>
+        <w:ind w:left="2160" w:hanging="180"/>
+      </w:pPr>
+    </w:lvl>
+    <w:lvl w:ilvl="3" w:tplc="100A000F" w:tentative="1">
+      <w:start w:val="1"/>
+      <w:numFmt w:val="decimal"/>
+      <w:lvlText w:val="%4."/>
+      <w:lvlJc w:val="left"/>
+      <w:pPr>
+        <w:ind w:left="2880" w:hanging="360"/>
+      </w:pPr>
+    </w:lvl>
+    <w:lvl w:ilvl="4" w:tplc="100A0019" w:tentative="1">
+      <w:start w:val="1"/>
+      <w:numFmt w:val="lowerLetter"/>
+      <w:lvlText w:val="%5."/>
+      <w:lvlJc w:val="left"/>
+      <w:pPr>
+        <w:ind w:left="3600" w:hanging="360"/>
+      </w:pPr>
+    </w:lvl>
+    <w:lvl w:ilvl="5" w:tplc="100A001B" w:tentative="1">
+      <w:start w:val="1"/>
+      <w:numFmt w:val="lowerRoman"/>
+      <w:lvlText w:val="%6."/>
+      <w:lvlJc w:val="right"/>
+      <w:pPr>
+        <w:ind w:left="4320" w:hanging="180"/>
+      </w:pPr>
+    </w:lvl>
+    <w:lvl w:ilvl="6" w:tplc="100A000F" w:tentative="1">
+      <w:start w:val="1"/>
+      <w:numFmt w:val="decimal"/>
+      <w:lvlText w:val="%7."/>
+      <w:lvlJc w:val="left"/>
+      <w:pPr>
+        <w:ind w:left="5040" w:hanging="360"/>
+      </w:pPr>
+    </w:lvl>
+    <w:lvl w:ilvl="7" w:tplc="100A0019" w:tentative="1">
+      <w:start w:val="1"/>
+      <w:numFmt w:val="lowerLetter"/>
+      <w:lvlText w:val="%8."/>
+      <w:lvlJc w:val="left"/>
+      <w:pPr>
+        <w:ind w:left="5760" w:hanging="360"/>
+      </w:pPr>
+    </w:lvl>
+    <w:lvl w:ilvl="8" w:tplc="100A001B" w:tentative="1">
+      <w:start w:val="1"/>
+      <w:numFmt w:val="lowerRoman"/>
+      <w:lvlText w:val="%9."/>
+      <w:lvlJc w:val="right"/>
+      <w:pPr>
+        <w:ind w:left="6480" w:hanging="180"/>
+      </w:pPr>
+    </w:lvl>
+  </w:abstractNum>
+  <w:abstractNum w:abstractNumId="22" w15:restartNumberingAfterBreak="0">
+    <w:nsid w:val="6E234734"/>
+    <w:multiLevelType w:val="hybridMultilevel"/>
+    <w:tmpl w:val="05863FEC"/>
+    <w:lvl w:ilvl="0" w:tplc="100A000F">
+      <w:start w:val="1"/>
+      <w:numFmt w:val="decimal"/>
+      <w:lvlText w:val="%1."/>
+      <w:lvlJc w:val="left"/>
+      <w:pPr>
+        <w:ind w:left="720" w:hanging="360"/>
+      </w:pPr>
+    </w:lvl>
+    <w:lvl w:ilvl="1" w:tplc="100A0019" w:tentative="1">
+      <w:start w:val="1"/>
+      <w:numFmt w:val="lowerLetter"/>
+      <w:lvlText w:val="%2."/>
+      <w:lvlJc w:val="left"/>
+      <w:pPr>
+        <w:ind w:left="1440" w:hanging="360"/>
+      </w:pPr>
+    </w:lvl>
+    <w:lvl w:ilvl="2" w:tplc="100A001B" w:tentative="1">
+      <w:start w:val="1"/>
+      <w:numFmt w:val="lowerRoman"/>
+      <w:lvlText w:val="%3."/>
+      <w:lvlJc w:val="right"/>
+      <w:pPr>
+        <w:ind w:left="2160" w:hanging="180"/>
+      </w:pPr>
+    </w:lvl>
+    <w:lvl w:ilvl="3" w:tplc="100A000F" w:tentative="1">
+      <w:start w:val="1"/>
+      <w:numFmt w:val="decimal"/>
+      <w:lvlText w:val="%4."/>
+      <w:lvlJc w:val="left"/>
+      <w:pPr>
+        <w:ind w:left="2880" w:hanging="360"/>
+      </w:pPr>
+    </w:lvl>
+    <w:lvl w:ilvl="4" w:tplc="100A0019" w:tentative="1">
+      <w:start w:val="1"/>
+      <w:numFmt w:val="lowerLetter"/>
+      <w:lvlText w:val="%5."/>
+      <w:lvlJc w:val="left"/>
+      <w:pPr>
+        <w:ind w:left="3600" w:hanging="360"/>
+      </w:pPr>
+    </w:lvl>
+    <w:lvl w:ilvl="5" w:tplc="100A001B" w:tentative="1">
+      <w:start w:val="1"/>
+      <w:numFmt w:val="lowerRoman"/>
+      <w:lvlText w:val="%6."/>
+      <w:lvlJc w:val="right"/>
+      <w:pPr>
+        <w:ind w:left="4320" w:hanging="180"/>
+      </w:pPr>
+    </w:lvl>
+    <w:lvl w:ilvl="6" w:tplc="100A000F" w:tentative="1">
+      <w:start w:val="1"/>
+      <w:numFmt w:val="decimal"/>
+      <w:lvlText w:val="%7."/>
+      <w:lvlJc w:val="left"/>
+      <w:pPr>
+        <w:ind w:left="5040" w:hanging="360"/>
+      </w:pPr>
+    </w:lvl>
+    <w:lvl w:ilvl="7" w:tplc="100A0019" w:tentative="1">
+      <w:start w:val="1"/>
+      <w:numFmt w:val="lowerLetter"/>
+      <w:lvlText w:val="%8."/>
+      <w:lvlJc w:val="left"/>
+      <w:pPr>
+        <w:ind w:left="5760" w:hanging="360"/>
+      </w:pPr>
+    </w:lvl>
+    <w:lvl w:ilvl="8" w:tplc="100A001B" w:tentative="1">
+      <w:start w:val="1"/>
+      <w:numFmt w:val="lowerRoman"/>
+      <w:lvlText w:val="%9."/>
+      <w:lvlJc w:val="right"/>
+      <w:pPr>
+        <w:ind w:left="6480" w:hanging="180"/>
+      </w:pPr>
+    </w:lvl>
+  </w:abstractNum>
+  <w:abstractNum w:abstractNumId="23" w15:restartNumberingAfterBreak="0">
     <w:nsid w:val="70926623"/>
     <w:multiLevelType w:val="hybridMultilevel"/>
     <w:tmpl w:val="59F69580"/>
@@ -6095,7 +6593,7 @@
       </w:pPr>
     </w:lvl>
   </w:abstractNum>
-  <w:abstractNum w:abstractNumId="19" w15:restartNumberingAfterBreak="0">
+  <w:abstractNum w:abstractNumId="24" w15:restartNumberingAfterBreak="0">
     <w:nsid w:val="73112FDD"/>
     <w:multiLevelType w:val="hybridMultilevel"/>
     <w:tmpl w:val="FEBADBA0"/>
@@ -6181,7 +6679,93 @@
       </w:pPr>
     </w:lvl>
   </w:abstractNum>
-  <w:abstractNum w:abstractNumId="20" w15:restartNumberingAfterBreak="0">
+  <w:abstractNum w:abstractNumId="25" w15:restartNumberingAfterBreak="0">
+    <w:nsid w:val="735BEAB6"/>
+    <w:multiLevelType w:val="hybridMultilevel"/>
+    <w:tmpl w:val="05863FEC"/>
+    <w:lvl w:ilvl="0" w:tplc="100A000F">
+      <w:start w:val="1"/>
+      <w:numFmt w:val="decimal"/>
+      <w:lvlText w:val="%1."/>
+      <w:lvlJc w:val="left"/>
+      <w:pPr>
+        <w:ind w:left="720" w:hanging="360"/>
+      </w:pPr>
+    </w:lvl>
+    <w:lvl w:ilvl="1" w:tplc="100A0019" w:tentative="1">
+      <w:start w:val="1"/>
+      <w:numFmt w:val="lowerLetter"/>
+      <w:lvlText w:val="%2."/>
+      <w:lvlJc w:val="left"/>
+      <w:pPr>
+        <w:ind w:left="1440" w:hanging="360"/>
+      </w:pPr>
+    </w:lvl>
+    <w:lvl w:ilvl="2" w:tplc="100A001B" w:tentative="1">
+      <w:start w:val="1"/>
+      <w:numFmt w:val="lowerRoman"/>
+      <w:lvlText w:val="%3."/>
+      <w:lvlJc w:val="right"/>
+      <w:pPr>
+        <w:ind w:left="2160" w:hanging="180"/>
+      </w:pPr>
+    </w:lvl>
+    <w:lvl w:ilvl="3" w:tplc="100A000F" w:tentative="1">
+      <w:start w:val="1"/>
+      <w:numFmt w:val="decimal"/>
+      <w:lvlText w:val="%4."/>
+      <w:lvlJc w:val="left"/>
+      <w:pPr>
+        <w:ind w:left="2880" w:hanging="360"/>
+      </w:pPr>
+    </w:lvl>
+    <w:lvl w:ilvl="4" w:tplc="100A0019" w:tentative="1">
+      <w:start w:val="1"/>
+      <w:numFmt w:val="lowerLetter"/>
+      <w:lvlText w:val="%5."/>
+      <w:lvlJc w:val="left"/>
+      <w:pPr>
+        <w:ind w:left="3600" w:hanging="360"/>
+      </w:pPr>
+    </w:lvl>
+    <w:lvl w:ilvl="5" w:tplc="100A001B" w:tentative="1">
+      <w:start w:val="1"/>
+      <w:numFmt w:val="lowerRoman"/>
+      <w:lvlText w:val="%6."/>
+      <w:lvlJc w:val="right"/>
+      <w:pPr>
+        <w:ind w:left="4320" w:hanging="180"/>
+      </w:pPr>
+    </w:lvl>
+    <w:lvl w:ilvl="6" w:tplc="100A000F" w:tentative="1">
+      <w:start w:val="1"/>
+      <w:numFmt w:val="decimal"/>
+      <w:lvlText w:val="%7."/>
+      <w:lvlJc w:val="left"/>
+      <w:pPr>
+        <w:ind w:left="5040" w:hanging="360"/>
+      </w:pPr>
+    </w:lvl>
+    <w:lvl w:ilvl="7" w:tplc="100A0019" w:tentative="1">
+      <w:start w:val="1"/>
+      <w:numFmt w:val="lowerLetter"/>
+      <w:lvlText w:val="%8."/>
+      <w:lvlJc w:val="left"/>
+      <w:pPr>
+        <w:ind w:left="5760" w:hanging="360"/>
+      </w:pPr>
+    </w:lvl>
+    <w:lvl w:ilvl="8" w:tplc="100A001B" w:tentative="1">
+      <w:start w:val="1"/>
+      <w:numFmt w:val="lowerRoman"/>
+      <w:lvlText w:val="%9."/>
+      <w:lvlJc w:val="right"/>
+      <w:pPr>
+        <w:ind w:left="6480" w:hanging="180"/>
+      </w:pPr>
+    </w:lvl>
+  </w:abstractNum>
+  <w:abstractNum w:abstractNumId="26" w15:restartNumberingAfterBreak="0">
     <w:nsid w:val="757B3DE1"/>
     <w:multiLevelType w:val="hybridMultilevel"/>
     <w:tmpl w:val="97AAC656"/>
@@ -6270,7 +6854,7 @@
       </w:pPr>
     </w:lvl>
   </w:abstractNum>
-  <w:abstractNum w:abstractNumId="21" w15:restartNumberingAfterBreak="0">
+  <w:abstractNum w:abstractNumId="27" w15:restartNumberingAfterBreak="0">
     <w:nsid w:val="77F5392A"/>
     <w:multiLevelType w:val="hybridMultilevel"/>
     <w:tmpl w:val="6E72A7EA"/>
@@ -6356,525 +6940,6 @@
       <w:lvlJc w:val="right"/>
       <w:pPr>
         <w:ind w:left="6828" w:hanging="180"/>
-      </w:pPr>
-    </w:lvl>
-  </w:abstractNum>
-  <w:abstractNum w:abstractNumId="22" w15:restartNumberingAfterBreak="0">
-    <w:nsid w:val="7A492679"/>
-    <w:multiLevelType w:val="hybridMultilevel"/>
-    <w:tmpl w:val="45E6E7B8"/>
-    <w:lvl w:ilvl="0" w:tplc="479446F2">
-      <w:start w:val="1"/>
-      <w:numFmt w:val="decimal"/>
-      <w:lvlText w:val="%1."/>
-      <w:lvlJc w:val="left"/>
-      <w:pPr>
-        <w:ind w:left="1425" w:hanging="360"/>
-      </w:pPr>
-      <w:rPr>
-        <w:rFonts w:hint="default"/>
-      </w:rPr>
-    </w:lvl>
-    <w:lvl w:ilvl="1" w:tplc="080A0019" w:tentative="1">
-      <w:start w:val="1"/>
-      <w:numFmt w:val="lowerLetter"/>
-      <w:lvlText w:val="%2."/>
-      <w:lvlJc w:val="left"/>
-      <w:pPr>
-        <w:ind w:left="1797" w:hanging="360"/>
-      </w:pPr>
-    </w:lvl>
-    <w:lvl w:ilvl="2" w:tplc="080A001B" w:tentative="1">
-      <w:start w:val="1"/>
-      <w:numFmt w:val="lowerRoman"/>
-      <w:lvlText w:val="%3."/>
-      <w:lvlJc w:val="right"/>
-      <w:pPr>
-        <w:ind w:left="2517" w:hanging="180"/>
-      </w:pPr>
-    </w:lvl>
-    <w:lvl w:ilvl="3" w:tplc="080A000F" w:tentative="1">
-      <w:start w:val="1"/>
-      <w:numFmt w:val="decimal"/>
-      <w:lvlText w:val="%4."/>
-      <w:lvlJc w:val="left"/>
-      <w:pPr>
-        <w:ind w:left="3237" w:hanging="360"/>
-      </w:pPr>
-    </w:lvl>
-    <w:lvl w:ilvl="4" w:tplc="080A0019" w:tentative="1">
-      <w:start w:val="1"/>
-      <w:numFmt w:val="lowerLetter"/>
-      <w:lvlText w:val="%5."/>
-      <w:lvlJc w:val="left"/>
-      <w:pPr>
-        <w:ind w:left="3957" w:hanging="360"/>
-      </w:pPr>
-    </w:lvl>
-    <w:lvl w:ilvl="5" w:tplc="080A001B" w:tentative="1">
-      <w:start w:val="1"/>
-      <w:numFmt w:val="lowerRoman"/>
-      <w:lvlText w:val="%6."/>
-      <w:lvlJc w:val="right"/>
-      <w:pPr>
-        <w:ind w:left="4677" w:hanging="180"/>
-      </w:pPr>
-    </w:lvl>
-    <w:lvl w:ilvl="6" w:tplc="080A000F" w:tentative="1">
-      <w:start w:val="1"/>
-      <w:numFmt w:val="decimal"/>
-      <w:lvlText w:val="%7."/>
-      <w:lvlJc w:val="left"/>
-      <w:pPr>
-        <w:ind w:left="5397" w:hanging="360"/>
-      </w:pPr>
-    </w:lvl>
-    <w:lvl w:ilvl="7" w:tplc="080A0019" w:tentative="1">
-      <w:start w:val="1"/>
-      <w:numFmt w:val="lowerLetter"/>
-      <w:lvlText w:val="%8."/>
-      <w:lvlJc w:val="left"/>
-      <w:pPr>
-        <w:ind w:left="6117" w:hanging="360"/>
-      </w:pPr>
-    </w:lvl>
-    <w:lvl w:ilvl="8" w:tplc="080A001B" w:tentative="1">
-      <w:start w:val="1"/>
-      <w:numFmt w:val="lowerRoman"/>
-      <w:lvlText w:val="%9."/>
-      <w:lvlJc w:val="right"/>
-      <w:pPr>
-        <w:ind w:left="6837" w:hanging="180"/>
-      </w:pPr>
-    </w:lvl>
-  </w:abstractNum>
-  <w:abstractNum w:abstractNumId="23" w15:restartNumberingAfterBreak="0">
-    <w:nsid w:val="7EA42152"/>
-    <w:multiLevelType w:val="multilevel"/>
-    <w:tmpl w:val="100A001F"/>
-    <w:lvl w:ilvl="0">
-      <w:start w:val="1"/>
-      <w:numFmt w:val="decimal"/>
-      <w:lvlText w:val="%1."/>
-      <w:lvlJc w:val="left"/>
-      <w:pPr>
-        <w:ind w:left="360" w:hanging="360"/>
-      </w:pPr>
-    </w:lvl>
-    <w:lvl w:ilvl="1">
-      <w:start w:val="1"/>
-      <w:numFmt w:val="decimal"/>
-      <w:lvlText w:val="%1.%2."/>
-      <w:lvlJc w:val="left"/>
-      <w:pPr>
-        <w:ind w:left="792" w:hanging="432"/>
-      </w:pPr>
-    </w:lvl>
-    <w:lvl w:ilvl="2">
-      <w:start w:val="1"/>
-      <w:numFmt w:val="decimal"/>
-      <w:lvlText w:val="%1.%2.%3."/>
-      <w:lvlJc w:val="left"/>
-      <w:pPr>
-        <w:ind w:left="1224" w:hanging="504"/>
-      </w:pPr>
-    </w:lvl>
-    <w:lvl w:ilvl="3">
-      <w:start w:val="1"/>
-      <w:numFmt w:val="decimal"/>
-      <w:lvlText w:val="%1.%2.%3.%4."/>
-      <w:lvlJc w:val="left"/>
-      <w:pPr>
-        <w:ind w:left="1728" w:hanging="648"/>
-      </w:pPr>
-    </w:lvl>
-    <w:lvl w:ilvl="4">
-      <w:start w:val="1"/>
-      <w:numFmt w:val="decimal"/>
-      <w:lvlText w:val="%1.%2.%3.%4.%5."/>
-      <w:lvlJc w:val="left"/>
-      <w:pPr>
-        <w:ind w:left="2232" w:hanging="792"/>
-      </w:pPr>
-    </w:lvl>
-    <w:lvl w:ilvl="5">
-      <w:start w:val="1"/>
-      <w:numFmt w:val="decimal"/>
-      <w:lvlText w:val="%1.%2.%3.%4.%5.%6."/>
-      <w:lvlJc w:val="left"/>
-      <w:pPr>
-        <w:ind w:left="2736" w:hanging="936"/>
-      </w:pPr>
-    </w:lvl>
-    <w:lvl w:ilvl="6">
-      <w:start w:val="1"/>
-      <w:numFmt w:val="decimal"/>
-      <w:lvlText w:val="%1.%2.%3.%4.%5.%6.%7."/>
-      <w:lvlJc w:val="left"/>
-      <w:pPr>
-        <w:ind w:left="3240" w:hanging="1080"/>
-      </w:pPr>
-    </w:lvl>
-    <w:lvl w:ilvl="7">
-      <w:start w:val="1"/>
-      <w:numFmt w:val="decimal"/>
-      <w:lvlText w:val="%1.%2.%3.%4.%5.%6.%7.%8."/>
-      <w:lvlJc w:val="left"/>
-      <w:pPr>
-        <w:ind w:left="3744" w:hanging="1224"/>
-      </w:pPr>
-    </w:lvl>
-    <w:lvl w:ilvl="8">
-      <w:start w:val="1"/>
-      <w:numFmt w:val="decimal"/>
-      <w:lvlText w:val="%1.%2.%3.%4.%5.%6.%7.%8.%9."/>
-      <w:lvlJc w:val="left"/>
-      <w:pPr>
-        <w:ind w:left="4320" w:hanging="1440"/>
-      </w:pPr>
-    </w:lvl>
-  </w:abstractNum>
-  <w:abstractNum w:abstractNumId="24" w15:restartNumberingAfterBreak="0">
-    <w:nsid w:val="735BEAB6"/>
-    <w:multiLevelType w:val="hybridMultilevel"/>
-    <w:tmpl w:val="05863FEC"/>
-    <w:lvl w:ilvl="0" w:tplc="100A000F">
-      <w:start w:val="1"/>
-      <w:numFmt w:val="decimal"/>
-      <w:lvlText w:val="%1."/>
-      <w:lvlJc w:val="left"/>
-      <w:pPr>
-        <w:ind w:left="720" w:hanging="360"/>
-      </w:pPr>
-    </w:lvl>
-    <w:lvl w:ilvl="1" w:tplc="100A0019" w:tentative="1">
-      <w:start w:val="1"/>
-      <w:numFmt w:val="lowerLetter"/>
-      <w:lvlText w:val="%2."/>
-      <w:lvlJc w:val="left"/>
-      <w:pPr>
-        <w:ind w:left="1440" w:hanging="360"/>
-      </w:pPr>
-    </w:lvl>
-    <w:lvl w:ilvl="2" w:tplc="100A001B" w:tentative="1">
-      <w:start w:val="1"/>
-      <w:numFmt w:val="lowerRoman"/>
-      <w:lvlText w:val="%3."/>
-      <w:lvlJc w:val="right"/>
-      <w:pPr>
-        <w:ind w:left="2160" w:hanging="180"/>
-      </w:pPr>
-    </w:lvl>
-    <w:lvl w:ilvl="3" w:tplc="100A000F" w:tentative="1">
-      <w:start w:val="1"/>
-      <w:numFmt w:val="decimal"/>
-      <w:lvlText w:val="%4."/>
-      <w:lvlJc w:val="left"/>
-      <w:pPr>
-        <w:ind w:left="2880" w:hanging="360"/>
-      </w:pPr>
-    </w:lvl>
-    <w:lvl w:ilvl="4" w:tplc="100A0019" w:tentative="1">
-      <w:start w:val="1"/>
-      <w:numFmt w:val="lowerLetter"/>
-      <w:lvlText w:val="%5."/>
-      <w:lvlJc w:val="left"/>
-      <w:pPr>
-        <w:ind w:left="3600" w:hanging="360"/>
-      </w:pPr>
-    </w:lvl>
-    <w:lvl w:ilvl="5" w:tplc="100A001B" w:tentative="1">
-      <w:start w:val="1"/>
-      <w:numFmt w:val="lowerRoman"/>
-      <w:lvlText w:val="%6."/>
-      <w:lvlJc w:val="right"/>
-      <w:pPr>
-        <w:ind w:left="4320" w:hanging="180"/>
-      </w:pPr>
-    </w:lvl>
-    <w:lvl w:ilvl="6" w:tplc="100A000F" w:tentative="1">
-      <w:start w:val="1"/>
-      <w:numFmt w:val="decimal"/>
-      <w:lvlText w:val="%7."/>
-      <w:lvlJc w:val="left"/>
-      <w:pPr>
-        <w:ind w:left="5040" w:hanging="360"/>
-      </w:pPr>
-    </w:lvl>
-    <w:lvl w:ilvl="7" w:tplc="100A0019" w:tentative="1">
-      <w:start w:val="1"/>
-      <w:numFmt w:val="lowerLetter"/>
-      <w:lvlText w:val="%8."/>
-      <w:lvlJc w:val="left"/>
-      <w:pPr>
-        <w:ind w:left="5760" w:hanging="360"/>
-      </w:pPr>
-    </w:lvl>
-    <w:lvl w:ilvl="8" w:tplc="100A001B" w:tentative="1">
-      <w:start w:val="1"/>
-      <w:numFmt w:val="lowerRoman"/>
-      <w:lvlText w:val="%9."/>
-      <w:lvlJc w:val="right"/>
-      <w:pPr>
-        <w:ind w:left="6480" w:hanging="180"/>
-      </w:pPr>
-    </w:lvl>
-  </w:abstractNum>
-  <w:abstractNum w:abstractNumId="25" w15:restartNumberingAfterBreak="0">
-    <w:nsid w:val="62811539"/>
-    <w:multiLevelType w:val="hybridMultilevel"/>
-    <w:tmpl w:val="05863FEC"/>
-    <w:lvl w:ilvl="0" w:tplc="100A000F">
-      <w:start w:val="1"/>
-      <w:numFmt w:val="decimal"/>
-      <w:lvlText w:val="%1."/>
-      <w:lvlJc w:val="left"/>
-      <w:pPr>
-        <w:ind w:left="720" w:hanging="360"/>
-      </w:pPr>
-    </w:lvl>
-    <w:lvl w:ilvl="1" w:tplc="100A0019" w:tentative="1">
-      <w:start w:val="1"/>
-      <w:numFmt w:val="lowerLetter"/>
-      <w:lvlText w:val="%2."/>
-      <w:lvlJc w:val="left"/>
-      <w:pPr>
-        <w:ind w:left="1440" w:hanging="360"/>
-      </w:pPr>
-    </w:lvl>
-    <w:lvl w:ilvl="2" w:tplc="100A001B" w:tentative="1">
-      <w:start w:val="1"/>
-      <w:numFmt w:val="lowerRoman"/>
-      <w:lvlText w:val="%3."/>
-      <w:lvlJc w:val="right"/>
-      <w:pPr>
-        <w:ind w:left="2160" w:hanging="180"/>
-      </w:pPr>
-    </w:lvl>
-    <w:lvl w:ilvl="3" w:tplc="100A000F" w:tentative="1">
-      <w:start w:val="1"/>
-      <w:numFmt w:val="decimal"/>
-      <w:lvlText w:val="%4."/>
-      <w:lvlJc w:val="left"/>
-      <w:pPr>
-        <w:ind w:left="2880" w:hanging="360"/>
-      </w:pPr>
-    </w:lvl>
-    <w:lvl w:ilvl="4" w:tplc="100A0019" w:tentative="1">
-      <w:start w:val="1"/>
-      <w:numFmt w:val="lowerLetter"/>
-      <w:lvlText w:val="%5."/>
-      <w:lvlJc w:val="left"/>
-      <w:pPr>
-        <w:ind w:left="3600" w:hanging="360"/>
-      </w:pPr>
-    </w:lvl>
-    <w:lvl w:ilvl="5" w:tplc="100A001B" w:tentative="1">
-      <w:start w:val="1"/>
-      <w:numFmt w:val="lowerRoman"/>
-      <w:lvlText w:val="%6."/>
-      <w:lvlJc w:val="right"/>
-      <w:pPr>
-        <w:ind w:left="4320" w:hanging="180"/>
-      </w:pPr>
-    </w:lvl>
-    <w:lvl w:ilvl="6" w:tplc="100A000F" w:tentative="1">
-      <w:start w:val="1"/>
-      <w:numFmt w:val="decimal"/>
-      <w:lvlText w:val="%7."/>
-      <w:lvlJc w:val="left"/>
-      <w:pPr>
-        <w:ind w:left="5040" w:hanging="360"/>
-      </w:pPr>
-    </w:lvl>
-    <w:lvl w:ilvl="7" w:tplc="100A0019" w:tentative="1">
-      <w:start w:val="1"/>
-      <w:numFmt w:val="lowerLetter"/>
-      <w:lvlText w:val="%8."/>
-      <w:lvlJc w:val="left"/>
-      <w:pPr>
-        <w:ind w:left="5760" w:hanging="360"/>
-      </w:pPr>
-    </w:lvl>
-    <w:lvl w:ilvl="8" w:tplc="100A001B" w:tentative="1">
-      <w:start w:val="1"/>
-      <w:numFmt w:val="lowerRoman"/>
-      <w:lvlText w:val="%9."/>
-      <w:lvlJc w:val="right"/>
-      <w:pPr>
-        <w:ind w:left="6480" w:hanging="180"/>
-      </w:pPr>
-    </w:lvl>
-  </w:abstractNum>
-  <w:abstractNum w:abstractNumId="26" w15:restartNumberingAfterBreak="0">
-    <w:nsid w:val="791A2091"/>
-    <w:multiLevelType w:val="hybridMultilevel"/>
-    <w:tmpl w:val="05863FEC"/>
-    <w:lvl w:ilvl="0" w:tplc="100A000F">
-      <w:start w:val="1"/>
-      <w:numFmt w:val="decimal"/>
-      <w:lvlText w:val="%1."/>
-      <w:lvlJc w:val="left"/>
-      <w:pPr>
-        <w:ind w:left="720" w:hanging="360"/>
-      </w:pPr>
-    </w:lvl>
-    <w:lvl w:ilvl="1" w:tplc="100A0019" w:tentative="1">
-      <w:start w:val="1"/>
-      <w:numFmt w:val="lowerLetter"/>
-      <w:lvlText w:val="%2."/>
-      <w:lvlJc w:val="left"/>
-      <w:pPr>
-        <w:ind w:left="1440" w:hanging="360"/>
-      </w:pPr>
-    </w:lvl>
-    <w:lvl w:ilvl="2" w:tplc="100A001B" w:tentative="1">
-      <w:start w:val="1"/>
-      <w:numFmt w:val="lowerRoman"/>
-      <w:lvlText w:val="%3."/>
-      <w:lvlJc w:val="right"/>
-      <w:pPr>
-        <w:ind w:left="2160" w:hanging="180"/>
-      </w:pPr>
-    </w:lvl>
-    <w:lvl w:ilvl="3" w:tplc="100A000F" w:tentative="1">
-      <w:start w:val="1"/>
-      <w:numFmt w:val="decimal"/>
-      <w:lvlText w:val="%4."/>
-      <w:lvlJc w:val="left"/>
-      <w:pPr>
-        <w:ind w:left="2880" w:hanging="360"/>
-      </w:pPr>
-    </w:lvl>
-    <w:lvl w:ilvl="4" w:tplc="100A0019" w:tentative="1">
-      <w:start w:val="1"/>
-      <w:numFmt w:val="lowerLetter"/>
-      <w:lvlText w:val="%5."/>
-      <w:lvlJc w:val="left"/>
-      <w:pPr>
-        <w:ind w:left="3600" w:hanging="360"/>
-      </w:pPr>
-    </w:lvl>
-    <w:lvl w:ilvl="5" w:tplc="100A001B" w:tentative="1">
-      <w:start w:val="1"/>
-      <w:numFmt w:val="lowerRoman"/>
-      <w:lvlText w:val="%6."/>
-      <w:lvlJc w:val="right"/>
-      <w:pPr>
-        <w:ind w:left="4320" w:hanging="180"/>
-      </w:pPr>
-    </w:lvl>
-    <w:lvl w:ilvl="6" w:tplc="100A000F" w:tentative="1">
-      <w:start w:val="1"/>
-      <w:numFmt w:val="decimal"/>
-      <w:lvlText w:val="%7."/>
-      <w:lvlJc w:val="left"/>
-      <w:pPr>
-        <w:ind w:left="5040" w:hanging="360"/>
-      </w:pPr>
-    </w:lvl>
-    <w:lvl w:ilvl="7" w:tplc="100A0019" w:tentative="1">
-      <w:start w:val="1"/>
-      <w:numFmt w:val="lowerLetter"/>
-      <w:lvlText w:val="%8."/>
-      <w:lvlJc w:val="left"/>
-      <w:pPr>
-        <w:ind w:left="5760" w:hanging="360"/>
-      </w:pPr>
-    </w:lvl>
-    <w:lvl w:ilvl="8" w:tplc="100A001B" w:tentative="1">
-      <w:start w:val="1"/>
-      <w:numFmt w:val="lowerRoman"/>
-      <w:lvlText w:val="%9."/>
-      <w:lvlJc w:val="right"/>
-      <w:pPr>
-        <w:ind w:left="6480" w:hanging="180"/>
-      </w:pPr>
-    </w:lvl>
-  </w:abstractNum>
-  <w:abstractNum w:abstractNumId="27" w15:restartNumberingAfterBreak="0">
-    <w:nsid w:val="2CAC94EF"/>
-    <w:multiLevelType w:val="hybridMultilevel"/>
-    <w:tmpl w:val="05863FEC"/>
-    <w:lvl w:ilvl="0" w:tplc="100A000F">
-      <w:start w:val="1"/>
-      <w:numFmt w:val="decimal"/>
-      <w:lvlText w:val="%1."/>
-      <w:lvlJc w:val="left"/>
-      <w:pPr>
-        <w:ind w:left="720" w:hanging="360"/>
-      </w:pPr>
-    </w:lvl>
-    <w:lvl w:ilvl="1" w:tplc="100A0019" w:tentative="1">
-      <w:start w:val="1"/>
-      <w:numFmt w:val="lowerLetter"/>
-      <w:lvlText w:val="%2."/>
-      <w:lvlJc w:val="left"/>
-      <w:pPr>
-        <w:ind w:left="1440" w:hanging="360"/>
-      </w:pPr>
-    </w:lvl>
-    <w:lvl w:ilvl="2" w:tplc="100A001B" w:tentative="1">
-      <w:start w:val="1"/>
-      <w:numFmt w:val="lowerRoman"/>
-      <w:lvlText w:val="%3."/>
-      <w:lvlJc w:val="right"/>
-      <w:pPr>
-        <w:ind w:left="2160" w:hanging="180"/>
-      </w:pPr>
-    </w:lvl>
-    <w:lvl w:ilvl="3" w:tplc="100A000F" w:tentative="1">
-      <w:start w:val="1"/>
-      <w:numFmt w:val="decimal"/>
-      <w:lvlText w:val="%4."/>
-      <w:lvlJc w:val="left"/>
-      <w:pPr>
-        <w:ind w:left="2880" w:hanging="360"/>
-      </w:pPr>
-    </w:lvl>
-    <w:lvl w:ilvl="4" w:tplc="100A0019" w:tentative="1">
-      <w:start w:val="1"/>
-      <w:numFmt w:val="lowerLetter"/>
-      <w:lvlText w:val="%5."/>
-      <w:lvlJc w:val="left"/>
-      <w:pPr>
-        <w:ind w:left="3600" w:hanging="360"/>
-      </w:pPr>
-    </w:lvl>
-    <w:lvl w:ilvl="5" w:tplc="100A001B" w:tentative="1">
-      <w:start w:val="1"/>
-      <w:numFmt w:val="lowerRoman"/>
-      <w:lvlText w:val="%6."/>
-      <w:lvlJc w:val="right"/>
-      <w:pPr>
-        <w:ind w:left="4320" w:hanging="180"/>
-      </w:pPr>
-    </w:lvl>
-    <w:lvl w:ilvl="6" w:tplc="100A000F" w:tentative="1">
-      <w:start w:val="1"/>
-      <w:numFmt w:val="decimal"/>
-      <w:lvlText w:val="%7."/>
-      <w:lvlJc w:val="left"/>
-      <w:pPr>
-        <w:ind w:left="5040" w:hanging="360"/>
-      </w:pPr>
-    </w:lvl>
-    <w:lvl w:ilvl="7" w:tplc="100A0019" w:tentative="1">
-      <w:start w:val="1"/>
-      <w:numFmt w:val="lowerLetter"/>
-      <w:lvlText w:val="%8."/>
-      <w:lvlJc w:val="left"/>
-      <w:pPr>
-        <w:ind w:left="5760" w:hanging="360"/>
-      </w:pPr>
-    </w:lvl>
-    <w:lvl w:ilvl="8" w:tplc="100A001B" w:tentative="1">
-      <w:start w:val="1"/>
-      <w:numFmt w:val="lowerRoman"/>
-      <w:lvlText w:val="%9."/>
-      <w:lvlJc w:val="right"/>
-      <w:pPr>
-        <w:ind w:left="6480" w:hanging="180"/>
       </w:pPr>
     </w:lvl>
   </w:abstractNum>
@@ -6965,7 +7030,7 @@
     </w:lvl>
   </w:abstractNum>
   <w:abstractNum w:abstractNumId="29" w15:restartNumberingAfterBreak="0">
-    <w:nsid w:val="1290DE97"/>
+    <w:nsid w:val="791A2091"/>
     <w:multiLevelType w:val="hybridMultilevel"/>
     <w:tmpl w:val="05863FEC"/>
     <w:lvl w:ilvl="0" w:tplc="100A000F">
@@ -7051,88 +7116,91 @@
     </w:lvl>
   </w:abstractNum>
   <w:abstractNum w:abstractNumId="30" w15:restartNumberingAfterBreak="0">
-    <w:nsid w:val="35B40871"/>
+    <w:nsid w:val="7A492679"/>
     <w:multiLevelType w:val="hybridMultilevel"/>
-    <w:tmpl w:val="05863FEC"/>
-    <w:lvl w:ilvl="0" w:tplc="100A000F">
+    <w:tmpl w:val="45E6E7B8"/>
+    <w:lvl w:ilvl="0" w:tplc="479446F2">
       <w:start w:val="1"/>
       <w:numFmt w:val="decimal"/>
       <w:lvlText w:val="%1."/>
       <w:lvlJc w:val="left"/>
       <w:pPr>
-        <w:ind w:left="720" w:hanging="360"/>
-      </w:pPr>
-    </w:lvl>
-    <w:lvl w:ilvl="1" w:tplc="100A0019" w:tentative="1">
+        <w:ind w:left="1425" w:hanging="360"/>
+      </w:pPr>
+      <w:rPr>
+        <w:rFonts w:hint="default"/>
+      </w:rPr>
+    </w:lvl>
+    <w:lvl w:ilvl="1" w:tplc="080A0019" w:tentative="1">
       <w:start w:val="1"/>
       <w:numFmt w:val="lowerLetter"/>
       <w:lvlText w:val="%2."/>
       <w:lvlJc w:val="left"/>
       <w:pPr>
-        <w:ind w:left="1440" w:hanging="360"/>
-      </w:pPr>
-    </w:lvl>
-    <w:lvl w:ilvl="2" w:tplc="100A001B" w:tentative="1">
+        <w:ind w:left="1797" w:hanging="360"/>
+      </w:pPr>
+    </w:lvl>
+    <w:lvl w:ilvl="2" w:tplc="080A001B" w:tentative="1">
       <w:start w:val="1"/>
       <w:numFmt w:val="lowerRoman"/>
       <w:lvlText w:val="%3."/>
       <w:lvlJc w:val="right"/>
       <w:pPr>
-        <w:ind w:left="2160" w:hanging="180"/>
-      </w:pPr>
-    </w:lvl>
-    <w:lvl w:ilvl="3" w:tplc="100A000F" w:tentative="1">
+        <w:ind w:left="2517" w:hanging="180"/>
+      </w:pPr>
+    </w:lvl>
+    <w:lvl w:ilvl="3" w:tplc="080A000F" w:tentative="1">
       <w:start w:val="1"/>
       <w:numFmt w:val="decimal"/>
       <w:lvlText w:val="%4."/>
       <w:lvlJc w:val="left"/>
       <w:pPr>
-        <w:ind w:left="2880" w:hanging="360"/>
-      </w:pPr>
-    </w:lvl>
-    <w:lvl w:ilvl="4" w:tplc="100A0019" w:tentative="1">
+        <w:ind w:left="3237" w:hanging="360"/>
+      </w:pPr>
+    </w:lvl>
+    <w:lvl w:ilvl="4" w:tplc="080A0019" w:tentative="1">
       <w:start w:val="1"/>
       <w:numFmt w:val="lowerLetter"/>
       <w:lvlText w:val="%5."/>
       <w:lvlJc w:val="left"/>
       <w:pPr>
-        <w:ind w:left="3600" w:hanging="360"/>
-      </w:pPr>
-    </w:lvl>
-    <w:lvl w:ilvl="5" w:tplc="100A001B" w:tentative="1">
+        <w:ind w:left="3957" w:hanging="360"/>
+      </w:pPr>
+    </w:lvl>
+    <w:lvl w:ilvl="5" w:tplc="080A001B" w:tentative="1">
       <w:start w:val="1"/>
       <w:numFmt w:val="lowerRoman"/>
       <w:lvlText w:val="%6."/>
       <w:lvlJc w:val="right"/>
       <w:pPr>
-        <w:ind w:left="4320" w:hanging="180"/>
-      </w:pPr>
-    </w:lvl>
-    <w:lvl w:ilvl="6" w:tplc="100A000F" w:tentative="1">
+        <w:ind w:left="4677" w:hanging="180"/>
+      </w:pPr>
+    </w:lvl>
+    <w:lvl w:ilvl="6" w:tplc="080A000F" w:tentative="1">
       <w:start w:val="1"/>
       <w:numFmt w:val="decimal"/>
       <w:lvlText w:val="%7."/>
       <w:lvlJc w:val="left"/>
       <w:pPr>
-        <w:ind w:left="5040" w:hanging="360"/>
-      </w:pPr>
-    </w:lvl>
-    <w:lvl w:ilvl="7" w:tplc="100A0019" w:tentative="1">
+        <w:ind w:left="5397" w:hanging="360"/>
+      </w:pPr>
+    </w:lvl>
+    <w:lvl w:ilvl="7" w:tplc="080A0019" w:tentative="1">
       <w:start w:val="1"/>
       <w:numFmt w:val="lowerLetter"/>
       <w:lvlText w:val="%8."/>
       <w:lvlJc w:val="left"/>
       <w:pPr>
-        <w:ind w:left="5760" w:hanging="360"/>
-      </w:pPr>
-    </w:lvl>
-    <w:lvl w:ilvl="8" w:tplc="100A001B" w:tentative="1">
+        <w:ind w:left="6117" w:hanging="360"/>
+      </w:pPr>
+    </w:lvl>
+    <w:lvl w:ilvl="8" w:tplc="080A001B" w:tentative="1">
       <w:start w:val="1"/>
       <w:numFmt w:val="lowerRoman"/>
       <w:lvlText w:val="%9."/>
       <w:lvlJc w:val="right"/>
       <w:pPr>
-        <w:ind w:left="6480" w:hanging="180"/>
+        <w:ind w:left="6837" w:hanging="180"/>
       </w:pPr>
     </w:lvl>
   </w:abstractNum>
@@ -7223,93 +7291,93 @@
     </w:lvl>
   </w:abstractNum>
   <w:abstractNum w:abstractNumId="32" w15:restartNumberingAfterBreak="0">
-    <w:nsid w:val="6E234734"/>
-    <w:multiLevelType w:val="hybridMultilevel"/>
-    <w:tmpl w:val="05863FEC"/>
-    <w:lvl w:ilvl="0" w:tplc="100A000F">
+    <w:nsid w:val="7EA42152"/>
+    <w:multiLevelType w:val="multilevel"/>
+    <w:tmpl w:val="100A001F"/>
+    <w:lvl w:ilvl="0">
       <w:start w:val="1"/>
       <w:numFmt w:val="decimal"/>
       <w:lvlText w:val="%1."/>
       <w:lvlJc w:val="left"/>
       <w:pPr>
-        <w:ind w:left="720" w:hanging="360"/>
-      </w:pPr>
-    </w:lvl>
-    <w:lvl w:ilvl="1" w:tplc="100A0019" w:tentative="1">
-      <w:start w:val="1"/>
-      <w:numFmt w:val="lowerLetter"/>
-      <w:lvlText w:val="%2."/>
-      <w:lvlJc w:val="left"/>
-      <w:pPr>
-        <w:ind w:left="1440" w:hanging="360"/>
-      </w:pPr>
-    </w:lvl>
-    <w:lvl w:ilvl="2" w:tplc="100A001B" w:tentative="1">
-      <w:start w:val="1"/>
-      <w:numFmt w:val="lowerRoman"/>
-      <w:lvlText w:val="%3."/>
-      <w:lvlJc w:val="right"/>
-      <w:pPr>
-        <w:ind w:left="2160" w:hanging="180"/>
-      </w:pPr>
-    </w:lvl>
-    <w:lvl w:ilvl="3" w:tplc="100A000F" w:tentative="1">
-      <w:start w:val="1"/>
-      <w:numFmt w:val="decimal"/>
-      <w:lvlText w:val="%4."/>
-      <w:lvlJc w:val="left"/>
-      <w:pPr>
-        <w:ind w:left="2880" w:hanging="360"/>
-      </w:pPr>
-    </w:lvl>
-    <w:lvl w:ilvl="4" w:tplc="100A0019" w:tentative="1">
-      <w:start w:val="1"/>
-      <w:numFmt w:val="lowerLetter"/>
-      <w:lvlText w:val="%5."/>
-      <w:lvlJc w:val="left"/>
-      <w:pPr>
-        <w:ind w:left="3600" w:hanging="360"/>
-      </w:pPr>
-    </w:lvl>
-    <w:lvl w:ilvl="5" w:tplc="100A001B" w:tentative="1">
-      <w:start w:val="1"/>
-      <w:numFmt w:val="lowerRoman"/>
-      <w:lvlText w:val="%6."/>
-      <w:lvlJc w:val="right"/>
-      <w:pPr>
-        <w:ind w:left="4320" w:hanging="180"/>
-      </w:pPr>
-    </w:lvl>
-    <w:lvl w:ilvl="6" w:tplc="100A000F" w:tentative="1">
-      <w:start w:val="1"/>
-      <w:numFmt w:val="decimal"/>
-      <w:lvlText w:val="%7."/>
-      <w:lvlJc w:val="left"/>
-      <w:pPr>
-        <w:ind w:left="5040" w:hanging="360"/>
-      </w:pPr>
-    </w:lvl>
-    <w:lvl w:ilvl="7" w:tplc="100A0019" w:tentative="1">
-      <w:start w:val="1"/>
-      <w:numFmt w:val="lowerLetter"/>
-      <w:lvlText w:val="%8."/>
-      <w:lvlJc w:val="left"/>
-      <w:pPr>
-        <w:ind w:left="5760" w:hanging="360"/>
-      </w:pPr>
-    </w:lvl>
-    <w:lvl w:ilvl="8" w:tplc="100A001B" w:tentative="1">
-      <w:start w:val="1"/>
-      <w:numFmt w:val="lowerRoman"/>
-      <w:lvlText w:val="%9."/>
-      <w:lvlJc w:val="right"/>
-      <w:pPr>
-        <w:ind w:left="6480" w:hanging="180"/>
+        <w:ind w:left="360" w:hanging="360"/>
+      </w:pPr>
+    </w:lvl>
+    <w:lvl w:ilvl="1">
+      <w:start w:val="1"/>
+      <w:numFmt w:val="decimal"/>
+      <w:lvlText w:val="%1.%2."/>
+      <w:lvlJc w:val="left"/>
+      <w:pPr>
+        <w:ind w:left="792" w:hanging="432"/>
+      </w:pPr>
+    </w:lvl>
+    <w:lvl w:ilvl="2">
+      <w:start w:val="1"/>
+      <w:numFmt w:val="decimal"/>
+      <w:lvlText w:val="%1.%2.%3."/>
+      <w:lvlJc w:val="left"/>
+      <w:pPr>
+        <w:ind w:left="1224" w:hanging="504"/>
+      </w:pPr>
+    </w:lvl>
+    <w:lvl w:ilvl="3">
+      <w:start w:val="1"/>
+      <w:numFmt w:val="decimal"/>
+      <w:lvlText w:val="%1.%2.%3.%4."/>
+      <w:lvlJc w:val="left"/>
+      <w:pPr>
+        <w:ind w:left="1728" w:hanging="648"/>
+      </w:pPr>
+    </w:lvl>
+    <w:lvl w:ilvl="4">
+      <w:start w:val="1"/>
+      <w:numFmt w:val="decimal"/>
+      <w:lvlText w:val="%1.%2.%3.%4.%5."/>
+      <w:lvlJc w:val="left"/>
+      <w:pPr>
+        <w:ind w:left="2232" w:hanging="792"/>
+      </w:pPr>
+    </w:lvl>
+    <w:lvl w:ilvl="5">
+      <w:start w:val="1"/>
+      <w:numFmt w:val="decimal"/>
+      <w:lvlText w:val="%1.%2.%3.%4.%5.%6."/>
+      <w:lvlJc w:val="left"/>
+      <w:pPr>
+        <w:ind w:left="2736" w:hanging="936"/>
+      </w:pPr>
+    </w:lvl>
+    <w:lvl w:ilvl="6">
+      <w:start w:val="1"/>
+      <w:numFmt w:val="decimal"/>
+      <w:lvlText w:val="%1.%2.%3.%4.%5.%6.%7."/>
+      <w:lvlJc w:val="left"/>
+      <w:pPr>
+        <w:ind w:left="3240" w:hanging="1080"/>
+      </w:pPr>
+    </w:lvl>
+    <w:lvl w:ilvl="7">
+      <w:start w:val="1"/>
+      <w:numFmt w:val="decimal"/>
+      <w:lvlText w:val="%1.%2.%3.%4.%5.%6.%7.%8."/>
+      <w:lvlJc w:val="left"/>
+      <w:pPr>
+        <w:ind w:left="3744" w:hanging="1224"/>
+      </w:pPr>
+    </w:lvl>
+    <w:lvl w:ilvl="8">
+      <w:start w:val="1"/>
+      <w:numFmt w:val="decimal"/>
+      <w:lvlText w:val="%1.%2.%3.%4.%5.%6.%7.%8.%9."/>
+      <w:lvlJc w:val="left"/>
+      <w:pPr>
+        <w:ind w:left="4320" w:hanging="1440"/>
       </w:pPr>
     </w:lvl>
   </w:abstractNum>
   <w:num w:numId="1" w16cid:durableId="1131938423">
-    <w:abstractNumId w:val="14"/>
+    <w:abstractNumId w:val="17"/>
   </w:num>
   <w:num w:numId="2" w16cid:durableId="1376583901">
     <w:abstractNumId w:val="2"/>
@@ -7318,94 +7386,94 @@
     <w:abstractNumId w:val="0"/>
   </w:num>
   <w:num w:numId="4" w16cid:durableId="1543901249">
-    <w:abstractNumId w:val="12"/>
+    <w:abstractNumId w:val="15"/>
   </w:num>
   <w:num w:numId="5" w16cid:durableId="115224563">
+    <w:abstractNumId w:val="11"/>
+  </w:num>
+  <w:num w:numId="6" w16cid:durableId="1201670216">
     <w:abstractNumId w:val="9"/>
   </w:num>
-  <w:num w:numId="6" w16cid:durableId="1201670216">
+  <w:num w:numId="7" w16cid:durableId="236941390">
+    <w:abstractNumId w:val="6"/>
+  </w:num>
+  <w:num w:numId="8" w16cid:durableId="233780535">
     <w:abstractNumId w:val="8"/>
   </w:num>
-  <w:num w:numId="7" w16cid:durableId="236941390">
-    <w:abstractNumId w:val="5"/>
-  </w:num>
-  <w:num w:numId="8" w16cid:durableId="233780535">
-    <w:abstractNumId w:val="7"/>
-  </w:num>
   <w:num w:numId="9" w16cid:durableId="582225123">
-    <w:abstractNumId w:val="10"/>
+    <w:abstractNumId w:val="13"/>
   </w:num>
   <w:num w:numId="10" w16cid:durableId="1796755495">
-    <w:abstractNumId w:val="22"/>
+    <w:abstractNumId w:val="30"/>
   </w:num>
   <w:num w:numId="11" w16cid:durableId="472331872">
-    <w:abstractNumId w:val="16"/>
+    <w:abstractNumId w:val="19"/>
   </w:num>
   <w:num w:numId="12" w16cid:durableId="324475984">
     <w:abstractNumId w:val="1"/>
   </w:num>
   <w:num w:numId="13" w16cid:durableId="1545020146">
-    <w:abstractNumId w:val="11"/>
+    <w:abstractNumId w:val="14"/>
   </w:num>
   <w:num w:numId="14" w16cid:durableId="1126655990">
-    <w:abstractNumId w:val="18"/>
+    <w:abstractNumId w:val="23"/>
   </w:num>
   <w:num w:numId="15" w16cid:durableId="291132961">
-    <w:abstractNumId w:val="21"/>
+    <w:abstractNumId w:val="27"/>
   </w:num>
   <w:num w:numId="16" w16cid:durableId="233587339">
-    <w:abstractNumId w:val="20"/>
+    <w:abstractNumId w:val="26"/>
   </w:num>
   <w:num w:numId="17" w16cid:durableId="5065302">
-    <w:abstractNumId w:val="23"/>
+    <w:abstractNumId w:val="32"/>
   </w:num>
   <w:num w:numId="18" w16cid:durableId="1701512352">
     <w:abstractNumId w:val="4"/>
   </w:num>
   <w:num w:numId="19" w16cid:durableId="1852141663">
-    <w:abstractNumId w:val="13"/>
+    <w:abstractNumId w:val="16"/>
   </w:num>
   <w:num w:numId="20" w16cid:durableId="1633823818">
-    <w:abstractNumId w:val="17"/>
+    <w:abstractNumId w:val="20"/>
   </w:num>
   <w:num w:numId="21" w16cid:durableId="1683782107">
-    <w:abstractNumId w:val="6"/>
+    <w:abstractNumId w:val="7"/>
   </w:num>
   <w:num w:numId="22" w16cid:durableId="1168522303">
     <w:abstractNumId w:val="3"/>
   </w:num>
   <w:num w:numId="23" w16cid:durableId="1403409673">
-    <w:abstractNumId w:val="19"/>
+    <w:abstractNumId w:val="24"/>
   </w:num>
   <w:num w:numId="24" w16cid:durableId="355424486">
-    <w:abstractNumId w:val="15"/>
+    <w:abstractNumId w:val="18"/>
   </w:num>
   <w:num w:numId="25" w16cid:durableId="1753586329">
-    <w:abstractNumId w:val="24"/>
+    <w:abstractNumId w:val="25"/>
   </w:num>
   <w:num w:numId="26" w16cid:durableId="550962460">
-    <w:abstractNumId w:val="25"/>
+    <w:abstractNumId w:val="21"/>
   </w:num>
   <w:num w:numId="27" w16cid:durableId="64418666">
-    <w:abstractNumId w:val="26"/>
+    <w:abstractNumId w:val="29"/>
   </w:num>
   <w:num w:numId="28" w16cid:durableId="1703911472">
-    <w:abstractNumId w:val="27"/>
+    <w:abstractNumId w:val="10"/>
   </w:num>
   <w:num w:numId="29" w16cid:durableId="639163897">
     <w:abstractNumId w:val="28"/>
   </w:num>
   <w:num w:numId="30" w16cid:durableId="1596775078">
-    <w:abstractNumId w:val="29"/>
+    <w:abstractNumId w:val="5"/>
   </w:num>
   <w:num w:numId="31" w16cid:durableId="660889305">
-    <w:abstractNumId w:val="30"/>
+    <w:abstractNumId w:val="12"/>
   </w:num>
   <w:num w:numId="32" w16cid:durableId="1744865702">
     <w:abstractNumId w:val="31"/>
   </w:num>
   <w:num w:numId="33" w16cid:durableId="1784056799">
-    <w:abstractNumId w:val="32"/>
+    <w:abstractNumId w:val="22"/>
   </w:num>
 </w:numbering>
 </file>

--- a/Casos de Uso/CU-06-Bandeja_Supervisores.docx
+++ b/Casos de Uso/CU-06-Bandeja_Supervisores.docx
@@ -453,6 +453,13 @@
                 <w:lang w:val="es-GT"/>
               </w:rPr>
             </w:pPr>
+            <w:r>
+              <w:rPr>
+                <w:noProof/>
+                <w:lang w:val="es-GT"/>
+              </w:rPr>
+              <w:t xml:space="preserve">grupo 1 Análisis de Sistemas 2</w:t>
+            </w:r>
           </w:p>
         </w:tc>
         <w:tc>
@@ -471,6 +478,13 @@
                 <w:lang w:val="es-GT"/>
               </w:rPr>
             </w:pPr>
+            <w:r>
+              <w:rPr>
+                <w:noProof/>
+                <w:lang w:val="es-GT"/>
+              </w:rPr>
+              <w:t xml:space="preserve">13/10/2026</w:t>
+            </w:r>
           </w:p>
         </w:tc>
         <w:tc>
@@ -489,6 +503,13 @@
                 <w:lang w:val="es-GT"/>
               </w:rPr>
             </w:pPr>
+            <w:r>
+              <w:rPr>
+                <w:noProof/>
+                <w:lang w:val="es-GT"/>
+              </w:rPr>
+              <w:t xml:space="preserve">Actualización de las referencias a los casos de uso renumerados</w:t>
+            </w:r>
           </w:p>
         </w:tc>
         <w:tc>
@@ -508,6 +529,13 @@
                 <w:lang w:val="es-GT"/>
               </w:rPr>
             </w:pPr>
+            <w:r>
+              <w:rPr>
+                <w:noProof/>
+                <w:lang w:val="es-GT"/>
+              </w:rPr>
+              <w:t xml:space="preserve">1.0</w:t>
+            </w:r>
           </w:p>
         </w:tc>
       </w:tr>
@@ -1851,7 +1879,7 @@
           <w:szCs w:val="20"/>
           <w:lang w:val="es-ES_tradnl"/>
         </w:rPr>
-        <w:t>CU13</w:t>
+        <w:t xml:space="preserve">CU12</w:t>
       </w:r>
     </w:p>
     <w:p>
@@ -2029,7 +2057,7 @@
           <w:szCs w:val="20"/>
           <w:lang w:val="es-ES_tradnl"/>
         </w:rPr>
-        <w:t>CU13</w:t>
+        <w:t xml:space="preserve">CU12</w:t>
       </w:r>
     </w:p>
     <w:p>
@@ -2630,7 +2658,7 @@
           <w:szCs w:val="20"/>
           <w:lang w:val="es-ES_tradnl"/>
         </w:rPr>
-        <w:t>Ver CU09</w:t>
+        <w:t xml:space="preserve">Ver CU08</w:t>
       </w:r>
     </w:p>
     <w:p>
@@ -2671,7 +2699,7 @@
           <w:szCs w:val="20"/>
           <w:lang w:val="es-ES_tradnl"/>
         </w:rPr>
-        <w:t>CU13</w:t>
+        <w:t xml:space="preserve">CU12</w:t>
       </w:r>
     </w:p>
     <w:p>
@@ -2909,7 +2937,7 @@
           <w:szCs w:val="20"/>
           <w:lang w:val="es-ES_tradnl"/>
         </w:rPr>
-        <w:t>Ver CU09</w:t>
+        <w:t xml:space="preserve">Ver CU08</w:t>
       </w:r>
     </w:p>
     <w:p>
@@ -2940,7 +2968,7 @@
           <w:szCs w:val="20"/>
           <w:lang w:val="es-ES_tradnl"/>
         </w:rPr>
-        <w:t>Ver CU15</w:t>
+        <w:t xml:space="preserve">Ver CU12</w:t>
       </w:r>
     </w:p>
     <w:p>
@@ -3219,7 +3247,7 @@
           <w:szCs w:val="20"/>
           <w:lang w:val="es-ES_tradnl"/>
         </w:rPr>
-        <w:t>CU13</w:t>
+        <w:t xml:space="preserve">CU12</w:t>
       </w:r>
     </w:p>
     <w:p>
